--- a/docs/er/worksheets/worksheet-guiado-4-viaturas-solucao.docx
+++ b/docs/er/worksheets/worksheet-guiado-4-viaturas-solucao.docx
@@ -2151,7 +2151,7 @@
           <w:sz w:val="28"/>
           <w:szCs w:val="28"/>
         </w:rPr>
-        <w:t xml:space="preserve">Fase 5 — Determinar tabelas (abordagem intuitiva)</w:t>
+        <w:t xml:space="preserve">Fase 5 — Determinar tabelas (aplicar regras de construção)</w:t>
       </w:r>
     </w:p>
     <w:p>
@@ -2159,7 +2159,7 @@
         <w:spacing w:after="80"/>
       </w:pPr>
       <w:r>
-        <w:t xml:space="preserve">Solução passo-a-passo para cada relação, seguindo o método: (A) tentativa com dados; (B) observação; (C) decisão; (D) nome da regra.</w:t>
+        <w:t xml:space="preserve">Solução detalhada para cada relação, identificando a cardinalidade, a participação, a regra aplicável e as tabelas resultantes.</w:t>
       </w:r>
     </w:p>
     <w:p>
@@ -2183,28 +2183,7 @@
           <w:sz w:val="22"/>
           <w:szCs w:val="22"/>
         </w:rPr>
-        <w:t xml:space="preserve">  Relação: Viatura → Departamento (N:1, obrigatória)</w:t>
-      </w:r>
-    </w:p>
-    <w:p>
-      <w:pPr>
-        <w:spacing w:after="80"/>
-      </w:pPr>
-      <w:r>
-        <w:rPr>
-          <w:b/>
-          <w:bCs/>
-          <w:sz w:val="20"/>
-          <w:szCs w:val="20"/>
-        </w:rPr>
-        <w:t xml:space="preserve">Passo A — Tentativa: </w:t>
-      </w:r>
-      <w:r>
-        <w:rPr>
-          <w:sz w:val="20"/>
-          <w:szCs w:val="20"/>
-        </w:rPr>
-        <w:t xml:space="preserve">Colocar codDepartamento na tabela VIATURA:</w:t>
+        <w:t xml:space="preserve">  Relação: Viatura → Departamento (1:N, obrig. lado N)</w:t>
       </w:r>
     </w:p>
     <w:tbl>
@@ -2220,10 +2199,11 @@
         </w:tblBorders>
       </w:tblPr>
       <w:tblGrid>
-        <w:gridCol w:w="2410"/>
-        <w:gridCol w:w="2410"/>
-        <w:gridCol w:w="2409"/>
-        <w:gridCol w:w="2409"/>
+        <w:gridCol w:w="1600"/>
+        <w:gridCol w:w="2600"/>
+        <w:gridCol w:w="1600"/>
+        <w:gridCol w:w="1400"/>
+        <w:gridCol w:w="2438"/>
       </w:tblGrid>
       <w:tr>
         <w:trPr>
@@ -2231,7 +2211,7 @@
         </w:trPr>
         <w:tc>
           <w:tcPr>
-            <w:tcW w:type="dxa" w:w="2410"/>
+            <w:tcW w:type="dxa" w:w="1600"/>
             <w:tcBorders>
               <w:top w:val="single" w:color="AAAAAA" w:sz="4"/>
               <w:left w:val="single" w:color="AAAAAA" w:sz="4"/>
@@ -2255,13 +2235,13 @@
                 <w:sz w:val="20"/>
                 <w:szCs w:val="20"/>
               </w:rPr>
-              <w:t xml:space="preserve">matricula</w:t>
-            </w:r>
-          </w:p>
-        </w:tc>
-        <w:tc>
-          <w:tcPr>
-            <w:tcW w:type="dxa" w:w="2410"/>
+              <w:t xml:space="preserve">Cardinalidade</w:t>
+            </w:r>
+          </w:p>
+        </w:tc>
+        <w:tc>
+          <w:tcPr>
+            <w:tcW w:type="dxa" w:w="2600"/>
             <w:tcBorders>
               <w:top w:val="single" w:color="AAAAAA" w:sz="4"/>
               <w:left w:val="single" w:color="AAAAAA" w:sz="4"/>
@@ -2285,13 +2265,13 @@
                 <w:sz w:val="20"/>
                 <w:szCs w:val="20"/>
               </w:rPr>
-              <w:t xml:space="preserve">marca</w:t>
-            </w:r>
-          </w:p>
-        </w:tc>
-        <w:tc>
-          <w:tcPr>
-            <w:tcW w:type="dxa" w:w="2409"/>
+              <w:t xml:space="preserve">Participação</w:t>
+            </w:r>
+          </w:p>
+        </w:tc>
+        <w:tc>
+          <w:tcPr>
+            <w:tcW w:type="dxa" w:w="1600"/>
             <w:tcBorders>
               <w:top w:val="single" w:color="AAAAAA" w:sz="4"/>
               <w:left w:val="single" w:color="AAAAAA" w:sz="4"/>
@@ -2315,13 +2295,13 @@
                 <w:sz w:val="20"/>
                 <w:szCs w:val="20"/>
               </w:rPr>
-              <w:t xml:space="preserve">modelo</w:t>
-            </w:r>
-          </w:p>
-        </w:tc>
-        <w:tc>
-          <w:tcPr>
-            <w:tcW w:type="dxa" w:w="2409"/>
+              <w:t xml:space="preserve">Regra aplicável</w:t>
+            </w:r>
+          </w:p>
+        </w:tc>
+        <w:tc>
+          <w:tcPr>
+            <w:tcW w:type="dxa" w:w="1400"/>
             <w:tcBorders>
               <w:top w:val="single" w:color="AAAAAA" w:sz="4"/>
               <w:left w:val="single" w:color="AAAAAA" w:sz="4"/>
@@ -2345,7 +2325,37 @@
                 <w:sz w:val="20"/>
                 <w:szCs w:val="20"/>
               </w:rPr>
-              <w:t xml:space="preserve">codDep</w:t>
+              <w:t xml:space="preserve">Nº tabelas</w:t>
+            </w:r>
+          </w:p>
+        </w:tc>
+        <w:tc>
+          <w:tcPr>
+            <w:tcW w:type="dxa" w:w="2438"/>
+            <w:tcBorders>
+              <w:top w:val="single" w:color="AAAAAA" w:sz="4"/>
+              <w:left w:val="single" w:color="AAAAAA" w:sz="4"/>
+              <w:bottom w:val="single" w:color="AAAAAA" w:sz="4"/>
+              <w:right w:val="single" w:color="AAAAAA" w:sz="4"/>
+            </w:tcBorders>
+            <w:shd w:fill="1F3864" w:val="clear"/>
+            <w:tcMar>
+              <w:top w:type="dxa" w:w="80"/>
+              <w:left w:type="dxa" w:w="120"/>
+              <w:bottom w:type="dxa" w:w="80"/>
+              <w:right w:type="dxa" w:w="120"/>
+            </w:tcMar>
+          </w:tcPr>
+          <w:p>
+            <w:r>
+              <w:rPr>
+                <w:b/>
+                <w:bCs/>
+                <w:color w:val="FFFFFF"/>
+                <w:sz w:val="20"/>
+                <w:szCs w:val="20"/>
+              </w:rPr>
+              <w:t xml:space="preserve">Onde fica a FK</w:t>
             </w:r>
           </w:p>
         </w:tc>
@@ -2353,317 +2363,131 @@
       <w:tr>
         <w:tc>
           <w:tcPr>
-            <w:tcW w:type="dxa" w:w="2410"/>
-            <w:tcBorders>
-              <w:top w:val="single" w:color="AAAAAA" w:sz="4"/>
-              <w:left w:val="single" w:color="AAAAAA" w:sz="4"/>
-              <w:bottom w:val="single" w:color="AAAAAA" w:sz="4"/>
-              <w:right w:val="single" w:color="AAAAAA" w:sz="4"/>
-            </w:tcBorders>
-            <w:tcMar>
-              <w:top w:type="dxa" w:w="80"/>
-              <w:left w:type="dxa" w:w="120"/>
-              <w:bottom w:type="dxa" w:w="80"/>
-              <w:right w:type="dxa" w:w="120"/>
-            </w:tcMar>
-          </w:tcPr>
-          <w:p>
-            <w:r>
-              <w:rPr>
-                <w:sz w:val="20"/>
-                <w:szCs w:val="20"/>
-              </w:rPr>
-              <w:t xml:space="preserve">12-AB-34</w:t>
-            </w:r>
-          </w:p>
-        </w:tc>
-        <w:tc>
-          <w:tcPr>
-            <w:tcW w:type="dxa" w:w="2410"/>
-            <w:tcBorders>
-              <w:top w:val="single" w:color="AAAAAA" w:sz="4"/>
-              <w:left w:val="single" w:color="AAAAAA" w:sz="4"/>
-              <w:bottom w:val="single" w:color="AAAAAA" w:sz="4"/>
-              <w:right w:val="single" w:color="AAAAAA" w:sz="4"/>
-            </w:tcBorders>
-            <w:tcMar>
-              <w:top w:type="dxa" w:w="80"/>
-              <w:left w:type="dxa" w:w="120"/>
-              <w:bottom w:type="dxa" w:w="80"/>
-              <w:right w:type="dxa" w:w="120"/>
-            </w:tcMar>
-          </w:tcPr>
-          <w:p>
-            <w:r>
-              <w:rPr>
-                <w:sz w:val="20"/>
-                <w:szCs w:val="20"/>
-              </w:rPr>
-              <w:t xml:space="preserve">Renault</w:t>
-            </w:r>
-          </w:p>
-        </w:tc>
-        <w:tc>
-          <w:tcPr>
-            <w:tcW w:type="dxa" w:w="2409"/>
-            <w:tcBorders>
-              <w:top w:val="single" w:color="AAAAAA" w:sz="4"/>
-              <w:left w:val="single" w:color="AAAAAA" w:sz="4"/>
-              <w:bottom w:val="single" w:color="AAAAAA" w:sz="4"/>
-              <w:right w:val="single" w:color="AAAAAA" w:sz="4"/>
-            </w:tcBorders>
-            <w:tcMar>
-              <w:top w:type="dxa" w:w="80"/>
-              <w:left w:type="dxa" w:w="120"/>
-              <w:bottom w:type="dxa" w:w="80"/>
-              <w:right w:type="dxa" w:w="120"/>
-            </w:tcMar>
-          </w:tcPr>
-          <w:p>
-            <w:r>
-              <w:rPr>
-                <w:sz w:val="20"/>
-                <w:szCs w:val="20"/>
-              </w:rPr>
-              <w:t xml:space="preserve">Clio</w:t>
-            </w:r>
-          </w:p>
-        </w:tc>
-        <w:tc>
-          <w:tcPr>
-            <w:tcW w:type="dxa" w:w="2409"/>
-            <w:tcBorders>
-              <w:top w:val="single" w:color="AAAAAA" w:sz="4"/>
-              <w:left w:val="single" w:color="AAAAAA" w:sz="4"/>
-              <w:bottom w:val="single" w:color="AAAAAA" w:sz="4"/>
-              <w:right w:val="single" w:color="AAAAAA" w:sz="4"/>
-            </w:tcBorders>
-            <w:tcMar>
-              <w:top w:type="dxa" w:w="80"/>
-              <w:left w:type="dxa" w:w="120"/>
-              <w:bottom w:type="dxa" w:w="80"/>
-              <w:right w:type="dxa" w:w="120"/>
-            </w:tcMar>
-          </w:tcPr>
-          <w:p>
-            <w:r>
-              <w:rPr>
-                <w:sz w:val="20"/>
-                <w:szCs w:val="20"/>
-              </w:rPr>
-              <w:t xml:space="preserve">3</w:t>
-            </w:r>
-          </w:p>
-        </w:tc>
-      </w:tr>
-      <w:tr>
-        <w:tc>
-          <w:tcPr>
-            <w:tcW w:type="dxa" w:w="2410"/>
-            <w:tcBorders>
-              <w:top w:val="single" w:color="AAAAAA" w:sz="4"/>
-              <w:left w:val="single" w:color="AAAAAA" w:sz="4"/>
-              <w:bottom w:val="single" w:color="AAAAAA" w:sz="4"/>
-              <w:right w:val="single" w:color="AAAAAA" w:sz="4"/>
-            </w:tcBorders>
-            <w:tcMar>
-              <w:top w:type="dxa" w:w="80"/>
-              <w:left w:type="dxa" w:w="120"/>
-              <w:bottom w:type="dxa" w:w="80"/>
-              <w:right w:type="dxa" w:w="120"/>
-            </w:tcMar>
-          </w:tcPr>
-          <w:p>
-            <w:r>
-              <w:rPr>
-                <w:sz w:val="20"/>
-                <w:szCs w:val="20"/>
-              </w:rPr>
-              <w:t xml:space="preserve">34-CD-56</w:t>
-            </w:r>
-          </w:p>
-        </w:tc>
-        <w:tc>
-          <w:tcPr>
-            <w:tcW w:type="dxa" w:w="2410"/>
-            <w:tcBorders>
-              <w:top w:val="single" w:color="AAAAAA" w:sz="4"/>
-              <w:left w:val="single" w:color="AAAAAA" w:sz="4"/>
-              <w:bottom w:val="single" w:color="AAAAAA" w:sz="4"/>
-              <w:right w:val="single" w:color="AAAAAA" w:sz="4"/>
-            </w:tcBorders>
-            <w:tcMar>
-              <w:top w:type="dxa" w:w="80"/>
-              <w:left w:type="dxa" w:w="120"/>
-              <w:bottom w:type="dxa" w:w="80"/>
-              <w:right w:type="dxa" w:w="120"/>
-            </w:tcMar>
-          </w:tcPr>
-          <w:p>
-            <w:r>
-              <w:rPr>
-                <w:sz w:val="20"/>
-                <w:szCs w:val="20"/>
-              </w:rPr>
-              <w:t xml:space="preserve">Ford</w:t>
-            </w:r>
-          </w:p>
-        </w:tc>
-        <w:tc>
-          <w:tcPr>
-            <w:tcW w:type="dxa" w:w="2409"/>
-            <w:tcBorders>
-              <w:top w:val="single" w:color="AAAAAA" w:sz="4"/>
-              <w:left w:val="single" w:color="AAAAAA" w:sz="4"/>
-              <w:bottom w:val="single" w:color="AAAAAA" w:sz="4"/>
-              <w:right w:val="single" w:color="AAAAAA" w:sz="4"/>
-            </w:tcBorders>
-            <w:tcMar>
-              <w:top w:type="dxa" w:w="80"/>
-              <w:left w:type="dxa" w:w="120"/>
-              <w:bottom w:type="dxa" w:w="80"/>
-              <w:right w:type="dxa" w:w="120"/>
-            </w:tcMar>
-          </w:tcPr>
-          <w:p>
-            <w:r>
-              <w:rPr>
-                <w:sz w:val="20"/>
-                <w:szCs w:val="20"/>
-              </w:rPr>
-              <w:t xml:space="preserve">Transit</w:t>
-            </w:r>
-          </w:p>
-        </w:tc>
-        <w:tc>
-          <w:tcPr>
-            <w:tcW w:type="dxa" w:w="2409"/>
-            <w:tcBorders>
-              <w:top w:val="single" w:color="AAAAAA" w:sz="4"/>
-              <w:left w:val="single" w:color="AAAAAA" w:sz="4"/>
-              <w:bottom w:val="single" w:color="AAAAAA" w:sz="4"/>
-              <w:right w:val="single" w:color="AAAAAA" w:sz="4"/>
-            </w:tcBorders>
-            <w:tcMar>
-              <w:top w:type="dxa" w:w="80"/>
-              <w:left w:type="dxa" w:w="120"/>
-              <w:bottom w:type="dxa" w:w="80"/>
-              <w:right w:type="dxa" w:w="120"/>
-            </w:tcMar>
-          </w:tcPr>
-          <w:p>
-            <w:r>
-              <w:rPr>
-                <w:sz w:val="20"/>
-                <w:szCs w:val="20"/>
-              </w:rPr>
-              <w:t xml:space="preserve">3</w:t>
-            </w:r>
-          </w:p>
-        </w:tc>
-      </w:tr>
-      <w:tr>
-        <w:tc>
-          <w:tcPr>
-            <w:tcW w:type="dxa" w:w="2410"/>
-            <w:tcBorders>
-              <w:top w:val="single" w:color="AAAAAA" w:sz="4"/>
-              <w:left w:val="single" w:color="AAAAAA" w:sz="4"/>
-              <w:bottom w:val="single" w:color="AAAAAA" w:sz="4"/>
-              <w:right w:val="single" w:color="AAAAAA" w:sz="4"/>
-            </w:tcBorders>
-            <w:tcMar>
-              <w:top w:type="dxa" w:w="80"/>
-              <w:left w:type="dxa" w:w="120"/>
-              <w:bottom w:type="dxa" w:w="80"/>
-              <w:right w:type="dxa" w:w="120"/>
-            </w:tcMar>
-          </w:tcPr>
-          <w:p>
-            <w:r>
-              <w:rPr>
-                <w:sz w:val="20"/>
-                <w:szCs w:val="20"/>
-              </w:rPr>
-              <w:t xml:space="preserve">56-EF-78</w:t>
-            </w:r>
-          </w:p>
-        </w:tc>
-        <w:tc>
-          <w:tcPr>
-            <w:tcW w:type="dxa" w:w="2410"/>
-            <w:tcBorders>
-              <w:top w:val="single" w:color="AAAAAA" w:sz="4"/>
-              <w:left w:val="single" w:color="AAAAAA" w:sz="4"/>
-              <w:bottom w:val="single" w:color="AAAAAA" w:sz="4"/>
-              <w:right w:val="single" w:color="AAAAAA" w:sz="4"/>
-            </w:tcBorders>
-            <w:tcMar>
-              <w:top w:type="dxa" w:w="80"/>
-              <w:left w:type="dxa" w:w="120"/>
-              <w:bottom w:type="dxa" w:w="80"/>
-              <w:right w:type="dxa" w:w="120"/>
-            </w:tcMar>
-          </w:tcPr>
-          <w:p>
-            <w:r>
-              <w:rPr>
-                <w:sz w:val="20"/>
-                <w:szCs w:val="20"/>
-              </w:rPr>
-              <w:t xml:space="preserve">Peugeot</w:t>
-            </w:r>
-          </w:p>
-        </w:tc>
-        <w:tc>
-          <w:tcPr>
-            <w:tcW w:type="dxa" w:w="2409"/>
-            <w:tcBorders>
-              <w:top w:val="single" w:color="AAAAAA" w:sz="4"/>
-              <w:left w:val="single" w:color="AAAAAA" w:sz="4"/>
-              <w:bottom w:val="single" w:color="AAAAAA" w:sz="4"/>
-              <w:right w:val="single" w:color="AAAAAA" w:sz="4"/>
-            </w:tcBorders>
-            <w:tcMar>
-              <w:top w:type="dxa" w:w="80"/>
-              <w:left w:type="dxa" w:w="120"/>
-              <w:bottom w:type="dxa" w:w="80"/>
-              <w:right w:type="dxa" w:w="120"/>
-            </w:tcMar>
-          </w:tcPr>
-          <w:p>
-            <w:r>
-              <w:rPr>
-                <w:sz w:val="20"/>
-                <w:szCs w:val="20"/>
-              </w:rPr>
-              <w:t xml:space="preserve">3008</w:t>
-            </w:r>
-          </w:p>
-        </w:tc>
-        <w:tc>
-          <w:tcPr>
-            <w:tcW w:type="dxa" w:w="2409"/>
-            <w:tcBorders>
-              <w:top w:val="single" w:color="AAAAAA" w:sz="4"/>
-              <w:left w:val="single" w:color="AAAAAA" w:sz="4"/>
-              <w:bottom w:val="single" w:color="AAAAAA" w:sz="4"/>
-              <w:right w:val="single" w:color="AAAAAA" w:sz="4"/>
-            </w:tcBorders>
-            <w:tcMar>
-              <w:top w:type="dxa" w:w="80"/>
-              <w:left w:type="dxa" w:w="120"/>
-              <w:bottom w:type="dxa" w:w="80"/>
-              <w:right w:type="dxa" w:w="120"/>
-            </w:tcMar>
-          </w:tcPr>
-          <w:p>
-            <w:r>
-              <w:rPr>
-                <w:sz w:val="20"/>
-                <w:szCs w:val="20"/>
-              </w:rPr>
-              <w:t xml:space="preserve">5</w:t>
+            <w:tcW w:type="dxa" w:w="1600"/>
+            <w:tcBorders>
+              <w:top w:val="single" w:color="AAAAAA" w:sz="4"/>
+              <w:left w:val="single" w:color="AAAAAA" w:sz="4"/>
+              <w:bottom w:val="single" w:color="AAAAAA" w:sz="4"/>
+              <w:right w:val="single" w:color="AAAAAA" w:sz="4"/>
+            </w:tcBorders>
+            <w:tcMar>
+              <w:top w:type="dxa" w:w="80"/>
+              <w:left w:type="dxa" w:w="120"/>
+              <w:bottom w:type="dxa" w:w="80"/>
+              <w:right w:type="dxa" w:w="120"/>
+            </w:tcMar>
+          </w:tcPr>
+          <w:p>
+            <w:r>
+              <w:rPr>
+                <w:sz w:val="20"/>
+                <w:szCs w:val="20"/>
+              </w:rPr>
+              <w:t xml:space="preserve">1:N</w:t>
+            </w:r>
+          </w:p>
+        </w:tc>
+        <w:tc>
+          <w:tcPr>
+            <w:tcW w:type="dxa" w:w="2600"/>
+            <w:tcBorders>
+              <w:top w:val="single" w:color="AAAAAA" w:sz="4"/>
+              <w:left w:val="single" w:color="AAAAAA" w:sz="4"/>
+              <w:bottom w:val="single" w:color="AAAAAA" w:sz="4"/>
+              <w:right w:val="single" w:color="AAAAAA" w:sz="4"/>
+            </w:tcBorders>
+            <w:tcMar>
+              <w:top w:type="dxa" w:w="80"/>
+              <w:left w:type="dxa" w:w="120"/>
+              <w:bottom w:type="dxa" w:w="80"/>
+              <w:right w:type="dxa" w:w="120"/>
+            </w:tcMar>
+          </w:tcPr>
+          <w:p>
+            <w:r>
+              <w:rPr>
+                <w:sz w:val="20"/>
+                <w:szCs w:val="20"/>
+              </w:rPr>
+              <w:t xml:space="preserve">Obrig. na Viatura</w:t>
+            </w:r>
+          </w:p>
+        </w:tc>
+        <w:tc>
+          <w:tcPr>
+            <w:tcW w:type="dxa" w:w="1600"/>
+            <w:tcBorders>
+              <w:top w:val="single" w:color="AAAAAA" w:sz="4"/>
+              <w:left w:val="single" w:color="AAAAAA" w:sz="4"/>
+              <w:bottom w:val="single" w:color="AAAAAA" w:sz="4"/>
+              <w:right w:val="single" w:color="AAAAAA" w:sz="4"/>
+            </w:tcBorders>
+            <w:tcMar>
+              <w:top w:type="dxa" w:w="80"/>
+              <w:left w:type="dxa" w:w="120"/>
+              <w:bottom w:type="dxa" w:w="80"/>
+              <w:right w:type="dxa" w:w="120"/>
+            </w:tcMar>
+          </w:tcPr>
+          <w:p>
+            <w:r>
+              <w:rPr>
+                <w:sz w:val="20"/>
+                <w:szCs w:val="20"/>
+              </w:rPr>
+              <w:t xml:space="preserve">Regra 4</w:t>
+            </w:r>
+          </w:p>
+        </w:tc>
+        <w:tc>
+          <w:tcPr>
+            <w:tcW w:type="dxa" w:w="1400"/>
+            <w:tcBorders>
+              <w:top w:val="single" w:color="AAAAAA" w:sz="4"/>
+              <w:left w:val="single" w:color="AAAAAA" w:sz="4"/>
+              <w:bottom w:val="single" w:color="AAAAAA" w:sz="4"/>
+              <w:right w:val="single" w:color="AAAAAA" w:sz="4"/>
+            </w:tcBorders>
+            <w:tcMar>
+              <w:top w:type="dxa" w:w="80"/>
+              <w:left w:type="dxa" w:w="120"/>
+              <w:bottom w:type="dxa" w:w="80"/>
+              <w:right w:type="dxa" w:w="120"/>
+            </w:tcMar>
+          </w:tcPr>
+          <w:p>
+            <w:r>
+              <w:rPr>
+                <w:sz w:val="20"/>
+                <w:szCs w:val="20"/>
+              </w:rPr>
+              <w:t xml:space="preserve">2</w:t>
+            </w:r>
+          </w:p>
+        </w:tc>
+        <w:tc>
+          <w:tcPr>
+            <w:tcW w:type="dxa" w:w="2438"/>
+            <w:tcBorders>
+              <w:top w:val="single" w:color="AAAAAA" w:sz="4"/>
+              <w:left w:val="single" w:color="AAAAAA" w:sz="4"/>
+              <w:bottom w:val="single" w:color="AAAAAA" w:sz="4"/>
+              <w:right w:val="single" w:color="AAAAAA" w:sz="4"/>
+            </w:tcBorders>
+            <w:tcMar>
+              <w:top w:type="dxa" w:w="80"/>
+              <w:left w:type="dxa" w:w="120"/>
+              <w:bottom w:type="dxa" w:w="80"/>
+              <w:right w:type="dxa" w:w="120"/>
+            </w:tcMar>
+          </w:tcPr>
+          <w:p>
+            <w:r>
+              <w:rPr>
+                <w:sz w:val="20"/>
+                <w:szCs w:val="20"/>
+              </w:rPr>
+              <w:t xml:space="preserve">PK codDepartamento → FK na Viatura</w:t>
             </w:r>
           </w:p>
         </w:tc>
@@ -2671,15 +2495,15 @@
     </w:tbl>
     <w:p>
       <w:pPr>
+        <w:spacing w:after="120"/>
+      </w:pPr>
+      <w:r>
+        <w:t xml:space="preserve"/>
+      </w:r>
+    </w:p>
+    <w:p>
+      <w:pPr>
         <w:spacing w:after="80"/>
-      </w:pPr>
-      <w:r>
-        <w:t xml:space="preserve"/>
-      </w:r>
-    </w:p>
-    <w:p>
-      <w:pPr>
-        <w:spacing w:after="60"/>
       </w:pPr>
       <w:r>
         <w:rPr>
@@ -2688,73 +2512,43 @@
           <w:sz w:val="20"/>
           <w:szCs w:val="20"/>
         </w:rPr>
-        <w:t xml:space="preserve">Passo B — Observação: </w:t>
-      </w:r>
+        <w:t xml:space="preserve">Aplicação (tabelas resultantes):</w:t>
+      </w:r>
+    </w:p>
+    <w:p>
+      <w:pPr>
+        <w:spacing w:after="60"/>
+      </w:pPr>
       <w:r>
         <w:rPr>
-          <w:sz w:val="20"/>
-          <w:szCs w:val="20"/>
-        </w:rPr>
-        <w:t xml:space="preserve">☐  Há NULLs?     </w:t>
-      </w:r>
-      <w:r>
-        <w:rPr>
-          <w:sz w:val="20"/>
-          <w:szCs w:val="20"/>
-        </w:rPr>
-        <w:t xml:space="preserve">☐  Há repetições?</w:t>
-      </w:r>
-    </w:p>
-    <w:p>
-      <w:pPr>
-        <w:spacing w:after="60"/>
-      </w:pPr>
-      <w:r>
-        <w:rPr>
-          <w:b/>
-          <w:bCs/>
-          <w:sz w:val="20"/>
-          <w:szCs w:val="20"/>
-        </w:rPr>
-        <w:t xml:space="preserve">Passo C — Decisão: </w:t>
-      </w:r>
-      <w:r>
-        <w:rPr>
-          <w:sz w:val="20"/>
-          <w:szCs w:val="20"/>
-        </w:rPr>
-        <w:t xml:space="preserve">☑  Fica assim (2 tabelas)     </w:t>
-      </w:r>
-      <w:r>
-        <w:rPr>
-          <w:sz w:val="20"/>
-          <w:szCs w:val="20"/>
-        </w:rPr>
-        <w:t xml:space="preserve">☐  Criar tabela associativa: — (3 tabelas)</w:t>
-      </w:r>
-    </w:p>
-    <w:p>
-      <w:pPr>
-        <w:spacing w:after="200"/>
-      </w:pPr>
-      <w:r>
-        <w:rPr>
-          <w:b/>
-          <w:bCs/>
-          <w:sz w:val="20"/>
-          <w:szCs w:val="20"/>
-        </w:rPr>
-        <w:t xml:space="preserve">Passo D — Regra aplicada: </w:t>
-      </w:r>
-      <w:r>
-        <w:rPr>
-          <w:b/>
-          <w:bCs/>
+          <w:rFonts w:ascii="Consolas" w:cs="Consolas" w:eastAsia="Consolas" w:hAnsi="Consolas"/>
           <w:color w:val="1F3864"/>
           <w:sz w:val="20"/>
           <w:szCs w:val="20"/>
         </w:rPr>
-        <w:t xml:space="preserve">Regra 4</w:t>
+        <w:t xml:space="preserve">Viatura(matricula, ..., #codDepartamento)</w:t>
+      </w:r>
+    </w:p>
+    <w:p>
+      <w:pPr>
+        <w:spacing w:after="60"/>
+      </w:pPr>
+      <w:r>
+        <w:rPr>
+          <w:rFonts w:ascii="Consolas" w:cs="Consolas" w:eastAsia="Consolas" w:hAnsi="Consolas"/>
+          <w:color w:val="1F3864"/>
+          <w:sz w:val="20"/>
+          <w:szCs w:val="20"/>
+        </w:rPr>
+        <w:t xml:space="preserve">Departamento(codDepartamento, nome, responsavel)</w:t>
+      </w:r>
+    </w:p>
+    <w:p>
+      <w:pPr>
+        <w:spacing w:after="120"/>
+      </w:pPr>
+      <w:r>
+        <w:t xml:space="preserve"/>
       </w:r>
     </w:p>
     <w:p>
@@ -2770,28 +2564,7 @@
           <w:sz w:val="22"/>
           <w:szCs w:val="22"/>
         </w:rPr>
-        <w:t xml:space="preserve">  Relação: Motorista → Departamento (N:1, obrigatória)</w:t>
-      </w:r>
-    </w:p>
-    <w:p>
-      <w:pPr>
-        <w:spacing w:after="80"/>
-      </w:pPr>
-      <w:r>
-        <w:rPr>
-          <w:b/>
-          <w:bCs/>
-          <w:sz w:val="20"/>
-          <w:szCs w:val="20"/>
-        </w:rPr>
-        <w:t xml:space="preserve">Passo A — Tentativa: </w:t>
-      </w:r>
-      <w:r>
-        <w:rPr>
-          <w:sz w:val="20"/>
-          <w:szCs w:val="20"/>
-        </w:rPr>
-        <w:t xml:space="preserve">Colocar codDepartamento na tabela MOTORISTA (análise simétrica):</w:t>
+        <w:t xml:space="preserve">  Relação: Motorista → Departamento (1:N, obrig. lado N)</w:t>
       </w:r>
     </w:p>
     <w:tbl>
@@ -2807,10 +2580,11 @@
         </w:tblBorders>
       </w:tblPr>
       <w:tblGrid>
-        <w:gridCol w:w="2410"/>
-        <w:gridCol w:w="2410"/>
-        <w:gridCol w:w="2409"/>
-        <w:gridCol w:w="2409"/>
+        <w:gridCol w:w="1600"/>
+        <w:gridCol w:w="2600"/>
+        <w:gridCol w:w="1600"/>
+        <w:gridCol w:w="1400"/>
+        <w:gridCol w:w="2438"/>
       </w:tblGrid>
       <w:tr>
         <w:trPr>
@@ -2818,7 +2592,7 @@
         </w:trPr>
         <w:tc>
           <w:tcPr>
-            <w:tcW w:type="dxa" w:w="2410"/>
+            <w:tcW w:type="dxa" w:w="1600"/>
             <w:tcBorders>
               <w:top w:val="single" w:color="AAAAAA" w:sz="4"/>
               <w:left w:val="single" w:color="AAAAAA" w:sz="4"/>
@@ -2842,13 +2616,13 @@
                 <w:sz w:val="20"/>
                 <w:szCs w:val="20"/>
               </w:rPr>
-              <w:t xml:space="preserve">codMot</w:t>
-            </w:r>
-          </w:p>
-        </w:tc>
-        <w:tc>
-          <w:tcPr>
-            <w:tcW w:type="dxa" w:w="2410"/>
+              <w:t xml:space="preserve">Cardinalidade</w:t>
+            </w:r>
+          </w:p>
+        </w:tc>
+        <w:tc>
+          <w:tcPr>
+            <w:tcW w:type="dxa" w:w="2600"/>
             <w:tcBorders>
               <w:top w:val="single" w:color="AAAAAA" w:sz="4"/>
               <w:left w:val="single" w:color="AAAAAA" w:sz="4"/>
@@ -2872,13 +2646,13 @@
                 <w:sz w:val="20"/>
                 <w:szCs w:val="20"/>
               </w:rPr>
-              <w:t xml:space="preserve">nome</w:t>
-            </w:r>
-          </w:p>
-        </w:tc>
-        <w:tc>
-          <w:tcPr>
-            <w:tcW w:type="dxa" w:w="2409"/>
+              <w:t xml:space="preserve">Participação</w:t>
+            </w:r>
+          </w:p>
+        </w:tc>
+        <w:tc>
+          <w:tcPr>
+            <w:tcW w:type="dxa" w:w="1600"/>
             <w:tcBorders>
               <w:top w:val="single" w:color="AAAAAA" w:sz="4"/>
               <w:left w:val="single" w:color="AAAAAA" w:sz="4"/>
@@ -2902,13 +2676,13 @@
                 <w:sz w:val="20"/>
                 <w:szCs w:val="20"/>
               </w:rPr>
-              <w:t xml:space="preserve">carta</w:t>
-            </w:r>
-          </w:p>
-        </w:tc>
-        <w:tc>
-          <w:tcPr>
-            <w:tcW w:type="dxa" w:w="2409"/>
+              <w:t xml:space="preserve">Regra aplicável</w:t>
+            </w:r>
+          </w:p>
+        </w:tc>
+        <w:tc>
+          <w:tcPr>
+            <w:tcW w:type="dxa" w:w="1400"/>
             <w:tcBorders>
               <w:top w:val="single" w:color="AAAAAA" w:sz="4"/>
               <w:left w:val="single" w:color="AAAAAA" w:sz="4"/>
@@ -2932,7 +2706,37 @@
                 <w:sz w:val="20"/>
                 <w:szCs w:val="20"/>
               </w:rPr>
-              <w:t xml:space="preserve">codDep</w:t>
+              <w:t xml:space="preserve">Nº tabelas</w:t>
+            </w:r>
+          </w:p>
+        </w:tc>
+        <w:tc>
+          <w:tcPr>
+            <w:tcW w:type="dxa" w:w="2438"/>
+            <w:tcBorders>
+              <w:top w:val="single" w:color="AAAAAA" w:sz="4"/>
+              <w:left w:val="single" w:color="AAAAAA" w:sz="4"/>
+              <w:bottom w:val="single" w:color="AAAAAA" w:sz="4"/>
+              <w:right w:val="single" w:color="AAAAAA" w:sz="4"/>
+            </w:tcBorders>
+            <w:shd w:fill="1F3864" w:val="clear"/>
+            <w:tcMar>
+              <w:top w:type="dxa" w:w="80"/>
+              <w:left w:type="dxa" w:w="120"/>
+              <w:bottom w:type="dxa" w:w="80"/>
+              <w:right w:type="dxa" w:w="120"/>
+            </w:tcMar>
+          </w:tcPr>
+          <w:p>
+            <w:r>
+              <w:rPr>
+                <w:b/>
+                <w:bCs/>
+                <w:color w:val="FFFFFF"/>
+                <w:sz w:val="20"/>
+                <w:szCs w:val="20"/>
+              </w:rPr>
+              <w:t xml:space="preserve">Onde fica a FK</w:t>
             </w:r>
           </w:p>
         </w:tc>
@@ -2940,317 +2744,131 @@
       <w:tr>
         <w:tc>
           <w:tcPr>
-            <w:tcW w:type="dxa" w:w="2410"/>
-            <w:tcBorders>
-              <w:top w:val="single" w:color="AAAAAA" w:sz="4"/>
-              <w:left w:val="single" w:color="AAAAAA" w:sz="4"/>
-              <w:bottom w:val="single" w:color="AAAAAA" w:sz="4"/>
-              <w:right w:val="single" w:color="AAAAAA" w:sz="4"/>
-            </w:tcBorders>
-            <w:tcMar>
-              <w:top w:type="dxa" w:w="80"/>
-              <w:left w:type="dxa" w:w="120"/>
-              <w:bottom w:type="dxa" w:w="80"/>
-              <w:right w:type="dxa" w:w="120"/>
-            </w:tcMar>
-          </w:tcPr>
-          <w:p>
-            <w:r>
-              <w:rPr>
-                <w:sz w:val="20"/>
-                <w:szCs w:val="20"/>
-              </w:rPr>
-              <w:t xml:space="preserve">M-01</w:t>
-            </w:r>
-          </w:p>
-        </w:tc>
-        <w:tc>
-          <w:tcPr>
-            <w:tcW w:type="dxa" w:w="2410"/>
-            <w:tcBorders>
-              <w:top w:val="single" w:color="AAAAAA" w:sz="4"/>
-              <w:left w:val="single" w:color="AAAAAA" w:sz="4"/>
-              <w:bottom w:val="single" w:color="AAAAAA" w:sz="4"/>
-              <w:right w:val="single" w:color="AAAAAA" w:sz="4"/>
-            </w:tcBorders>
-            <w:tcMar>
-              <w:top w:type="dxa" w:w="80"/>
-              <w:left w:type="dxa" w:w="120"/>
-              <w:bottom w:type="dxa" w:w="80"/>
-              <w:right w:type="dxa" w:w="120"/>
-            </w:tcMar>
-          </w:tcPr>
-          <w:p>
-            <w:r>
-              <w:rPr>
-                <w:sz w:val="20"/>
-                <w:szCs w:val="20"/>
-              </w:rPr>
-              <w:t xml:space="preserve">João Silva</w:t>
-            </w:r>
-          </w:p>
-        </w:tc>
-        <w:tc>
-          <w:tcPr>
-            <w:tcW w:type="dxa" w:w="2409"/>
-            <w:tcBorders>
-              <w:top w:val="single" w:color="AAAAAA" w:sz="4"/>
-              <w:left w:val="single" w:color="AAAAAA" w:sz="4"/>
-              <w:bottom w:val="single" w:color="AAAAAA" w:sz="4"/>
-              <w:right w:val="single" w:color="AAAAAA" w:sz="4"/>
-            </w:tcBorders>
-            <w:tcMar>
-              <w:top w:type="dxa" w:w="80"/>
-              <w:left w:type="dxa" w:w="120"/>
-              <w:bottom w:type="dxa" w:w="80"/>
-              <w:right w:type="dxa" w:w="120"/>
-            </w:tcMar>
-          </w:tcPr>
-          <w:p>
-            <w:r>
-              <w:rPr>
-                <w:sz w:val="20"/>
-                <w:szCs w:val="20"/>
-              </w:rPr>
-              <w:t xml:space="preserve">B</w:t>
-            </w:r>
-          </w:p>
-        </w:tc>
-        <w:tc>
-          <w:tcPr>
-            <w:tcW w:type="dxa" w:w="2409"/>
-            <w:tcBorders>
-              <w:top w:val="single" w:color="AAAAAA" w:sz="4"/>
-              <w:left w:val="single" w:color="AAAAAA" w:sz="4"/>
-              <w:bottom w:val="single" w:color="AAAAAA" w:sz="4"/>
-              <w:right w:val="single" w:color="AAAAAA" w:sz="4"/>
-            </w:tcBorders>
-            <w:tcMar>
-              <w:top w:type="dxa" w:w="80"/>
-              <w:left w:type="dxa" w:w="120"/>
-              <w:bottom w:type="dxa" w:w="80"/>
-              <w:right w:type="dxa" w:w="120"/>
-            </w:tcMar>
-          </w:tcPr>
-          <w:p>
-            <w:r>
-              <w:rPr>
-                <w:sz w:val="20"/>
-                <w:szCs w:val="20"/>
-              </w:rPr>
-              <w:t xml:space="preserve">3</w:t>
-            </w:r>
-          </w:p>
-        </w:tc>
-      </w:tr>
-      <w:tr>
-        <w:tc>
-          <w:tcPr>
-            <w:tcW w:type="dxa" w:w="2410"/>
-            <w:tcBorders>
-              <w:top w:val="single" w:color="AAAAAA" w:sz="4"/>
-              <w:left w:val="single" w:color="AAAAAA" w:sz="4"/>
-              <w:bottom w:val="single" w:color="AAAAAA" w:sz="4"/>
-              <w:right w:val="single" w:color="AAAAAA" w:sz="4"/>
-            </w:tcBorders>
-            <w:tcMar>
-              <w:top w:type="dxa" w:w="80"/>
-              <w:left w:type="dxa" w:w="120"/>
-              <w:bottom w:type="dxa" w:w="80"/>
-              <w:right w:type="dxa" w:w="120"/>
-            </w:tcMar>
-          </w:tcPr>
-          <w:p>
-            <w:r>
-              <w:rPr>
-                <w:sz w:val="20"/>
-                <w:szCs w:val="20"/>
-              </w:rPr>
-              <w:t xml:space="preserve">M-02</w:t>
-            </w:r>
-          </w:p>
-        </w:tc>
-        <w:tc>
-          <w:tcPr>
-            <w:tcW w:type="dxa" w:w="2410"/>
-            <w:tcBorders>
-              <w:top w:val="single" w:color="AAAAAA" w:sz="4"/>
-              <w:left w:val="single" w:color="AAAAAA" w:sz="4"/>
-              <w:bottom w:val="single" w:color="AAAAAA" w:sz="4"/>
-              <w:right w:val="single" w:color="AAAAAA" w:sz="4"/>
-            </w:tcBorders>
-            <w:tcMar>
-              <w:top w:type="dxa" w:w="80"/>
-              <w:left w:type="dxa" w:w="120"/>
-              <w:bottom w:type="dxa" w:w="80"/>
-              <w:right w:type="dxa" w:w="120"/>
-            </w:tcMar>
-          </w:tcPr>
-          <w:p>
-            <w:r>
-              <w:rPr>
-                <w:sz w:val="20"/>
-                <w:szCs w:val="20"/>
-              </w:rPr>
-              <w:t xml:space="preserve">Ana Costa</w:t>
-            </w:r>
-          </w:p>
-        </w:tc>
-        <w:tc>
-          <w:tcPr>
-            <w:tcW w:type="dxa" w:w="2409"/>
-            <w:tcBorders>
-              <w:top w:val="single" w:color="AAAAAA" w:sz="4"/>
-              <w:left w:val="single" w:color="AAAAAA" w:sz="4"/>
-              <w:bottom w:val="single" w:color="AAAAAA" w:sz="4"/>
-              <w:right w:val="single" w:color="AAAAAA" w:sz="4"/>
-            </w:tcBorders>
-            <w:tcMar>
-              <w:top w:type="dxa" w:w="80"/>
-              <w:left w:type="dxa" w:w="120"/>
-              <w:bottom w:type="dxa" w:w="80"/>
-              <w:right w:type="dxa" w:w="120"/>
-            </w:tcMar>
-          </w:tcPr>
-          <w:p>
-            <w:r>
-              <w:rPr>
-                <w:sz w:val="20"/>
-                <w:szCs w:val="20"/>
-              </w:rPr>
-              <w:t xml:space="preserve">B</w:t>
-            </w:r>
-          </w:p>
-        </w:tc>
-        <w:tc>
-          <w:tcPr>
-            <w:tcW w:type="dxa" w:w="2409"/>
-            <w:tcBorders>
-              <w:top w:val="single" w:color="AAAAAA" w:sz="4"/>
-              <w:left w:val="single" w:color="AAAAAA" w:sz="4"/>
-              <w:bottom w:val="single" w:color="AAAAAA" w:sz="4"/>
-              <w:right w:val="single" w:color="AAAAAA" w:sz="4"/>
-            </w:tcBorders>
-            <w:tcMar>
-              <w:top w:type="dxa" w:w="80"/>
-              <w:left w:type="dxa" w:w="120"/>
-              <w:bottom w:type="dxa" w:w="80"/>
-              <w:right w:type="dxa" w:w="120"/>
-            </w:tcMar>
-          </w:tcPr>
-          <w:p>
-            <w:r>
-              <w:rPr>
-                <w:sz w:val="20"/>
-                <w:szCs w:val="20"/>
-              </w:rPr>
-              <w:t xml:space="preserve">5</w:t>
-            </w:r>
-          </w:p>
-        </w:tc>
-      </w:tr>
-      <w:tr>
-        <w:tc>
-          <w:tcPr>
-            <w:tcW w:type="dxa" w:w="2410"/>
-            <w:tcBorders>
-              <w:top w:val="single" w:color="AAAAAA" w:sz="4"/>
-              <w:left w:val="single" w:color="AAAAAA" w:sz="4"/>
-              <w:bottom w:val="single" w:color="AAAAAA" w:sz="4"/>
-              <w:right w:val="single" w:color="AAAAAA" w:sz="4"/>
-            </w:tcBorders>
-            <w:tcMar>
-              <w:top w:type="dxa" w:w="80"/>
-              <w:left w:type="dxa" w:w="120"/>
-              <w:bottom w:type="dxa" w:w="80"/>
-              <w:right w:type="dxa" w:w="120"/>
-            </w:tcMar>
-          </w:tcPr>
-          <w:p>
-            <w:r>
-              <w:rPr>
-                <w:sz w:val="20"/>
-                <w:szCs w:val="20"/>
-              </w:rPr>
-              <w:t xml:space="preserve">M-03</w:t>
-            </w:r>
-          </w:p>
-        </w:tc>
-        <w:tc>
-          <w:tcPr>
-            <w:tcW w:type="dxa" w:w="2410"/>
-            <w:tcBorders>
-              <w:top w:val="single" w:color="AAAAAA" w:sz="4"/>
-              <w:left w:val="single" w:color="AAAAAA" w:sz="4"/>
-              <w:bottom w:val="single" w:color="AAAAAA" w:sz="4"/>
-              <w:right w:val="single" w:color="AAAAAA" w:sz="4"/>
-            </w:tcBorders>
-            <w:tcMar>
-              <w:top w:type="dxa" w:w="80"/>
-              <w:left w:type="dxa" w:w="120"/>
-              <w:bottom w:type="dxa" w:w="80"/>
-              <w:right w:type="dxa" w:w="120"/>
-            </w:tcMar>
-          </w:tcPr>
-          <w:p>
-            <w:r>
-              <w:rPr>
-                <w:sz w:val="20"/>
-                <w:szCs w:val="20"/>
-              </w:rPr>
-              <w:t xml:space="preserve">Pedro Lima</w:t>
-            </w:r>
-          </w:p>
-        </w:tc>
-        <w:tc>
-          <w:tcPr>
-            <w:tcW w:type="dxa" w:w="2409"/>
-            <w:tcBorders>
-              <w:top w:val="single" w:color="AAAAAA" w:sz="4"/>
-              <w:left w:val="single" w:color="AAAAAA" w:sz="4"/>
-              <w:bottom w:val="single" w:color="AAAAAA" w:sz="4"/>
-              <w:right w:val="single" w:color="AAAAAA" w:sz="4"/>
-            </w:tcBorders>
-            <w:tcMar>
-              <w:top w:type="dxa" w:w="80"/>
-              <w:left w:type="dxa" w:w="120"/>
-              <w:bottom w:type="dxa" w:w="80"/>
-              <w:right w:type="dxa" w:w="120"/>
-            </w:tcMar>
-          </w:tcPr>
-          <w:p>
-            <w:r>
-              <w:rPr>
-                <w:sz w:val="20"/>
-                <w:szCs w:val="20"/>
-              </w:rPr>
-              <w:t xml:space="preserve">C</w:t>
-            </w:r>
-          </w:p>
-        </w:tc>
-        <w:tc>
-          <w:tcPr>
-            <w:tcW w:type="dxa" w:w="2409"/>
-            <w:tcBorders>
-              <w:top w:val="single" w:color="AAAAAA" w:sz="4"/>
-              <w:left w:val="single" w:color="AAAAAA" w:sz="4"/>
-              <w:bottom w:val="single" w:color="AAAAAA" w:sz="4"/>
-              <w:right w:val="single" w:color="AAAAAA" w:sz="4"/>
-            </w:tcBorders>
-            <w:tcMar>
-              <w:top w:type="dxa" w:w="80"/>
-              <w:left w:type="dxa" w:w="120"/>
-              <w:bottom w:type="dxa" w:w="80"/>
-              <w:right w:type="dxa" w:w="120"/>
-            </w:tcMar>
-          </w:tcPr>
-          <w:p>
-            <w:r>
-              <w:rPr>
-                <w:sz w:val="20"/>
-                <w:szCs w:val="20"/>
-              </w:rPr>
-              <w:t xml:space="preserve">3</w:t>
+            <w:tcW w:type="dxa" w:w="1600"/>
+            <w:tcBorders>
+              <w:top w:val="single" w:color="AAAAAA" w:sz="4"/>
+              <w:left w:val="single" w:color="AAAAAA" w:sz="4"/>
+              <w:bottom w:val="single" w:color="AAAAAA" w:sz="4"/>
+              <w:right w:val="single" w:color="AAAAAA" w:sz="4"/>
+            </w:tcBorders>
+            <w:tcMar>
+              <w:top w:type="dxa" w:w="80"/>
+              <w:left w:type="dxa" w:w="120"/>
+              <w:bottom w:type="dxa" w:w="80"/>
+              <w:right w:type="dxa" w:w="120"/>
+            </w:tcMar>
+          </w:tcPr>
+          <w:p>
+            <w:r>
+              <w:rPr>
+                <w:sz w:val="20"/>
+                <w:szCs w:val="20"/>
+              </w:rPr>
+              <w:t xml:space="preserve">1:N</w:t>
+            </w:r>
+          </w:p>
+        </w:tc>
+        <w:tc>
+          <w:tcPr>
+            <w:tcW w:type="dxa" w:w="2600"/>
+            <w:tcBorders>
+              <w:top w:val="single" w:color="AAAAAA" w:sz="4"/>
+              <w:left w:val="single" w:color="AAAAAA" w:sz="4"/>
+              <w:bottom w:val="single" w:color="AAAAAA" w:sz="4"/>
+              <w:right w:val="single" w:color="AAAAAA" w:sz="4"/>
+            </w:tcBorders>
+            <w:tcMar>
+              <w:top w:type="dxa" w:w="80"/>
+              <w:left w:type="dxa" w:w="120"/>
+              <w:bottom w:type="dxa" w:w="80"/>
+              <w:right w:type="dxa" w:w="120"/>
+            </w:tcMar>
+          </w:tcPr>
+          <w:p>
+            <w:r>
+              <w:rPr>
+                <w:sz w:val="20"/>
+                <w:szCs w:val="20"/>
+              </w:rPr>
+              <w:t xml:space="preserve">Obrig. no Motorista</w:t>
+            </w:r>
+          </w:p>
+        </w:tc>
+        <w:tc>
+          <w:tcPr>
+            <w:tcW w:type="dxa" w:w="1600"/>
+            <w:tcBorders>
+              <w:top w:val="single" w:color="AAAAAA" w:sz="4"/>
+              <w:left w:val="single" w:color="AAAAAA" w:sz="4"/>
+              <w:bottom w:val="single" w:color="AAAAAA" w:sz="4"/>
+              <w:right w:val="single" w:color="AAAAAA" w:sz="4"/>
+            </w:tcBorders>
+            <w:tcMar>
+              <w:top w:type="dxa" w:w="80"/>
+              <w:left w:type="dxa" w:w="120"/>
+              <w:bottom w:type="dxa" w:w="80"/>
+              <w:right w:type="dxa" w:w="120"/>
+            </w:tcMar>
+          </w:tcPr>
+          <w:p>
+            <w:r>
+              <w:rPr>
+                <w:sz w:val="20"/>
+                <w:szCs w:val="20"/>
+              </w:rPr>
+              <w:t xml:space="preserve">Regra 4</w:t>
+            </w:r>
+          </w:p>
+        </w:tc>
+        <w:tc>
+          <w:tcPr>
+            <w:tcW w:type="dxa" w:w="1400"/>
+            <w:tcBorders>
+              <w:top w:val="single" w:color="AAAAAA" w:sz="4"/>
+              <w:left w:val="single" w:color="AAAAAA" w:sz="4"/>
+              <w:bottom w:val="single" w:color="AAAAAA" w:sz="4"/>
+              <w:right w:val="single" w:color="AAAAAA" w:sz="4"/>
+            </w:tcBorders>
+            <w:tcMar>
+              <w:top w:type="dxa" w:w="80"/>
+              <w:left w:type="dxa" w:w="120"/>
+              <w:bottom w:type="dxa" w:w="80"/>
+              <w:right w:type="dxa" w:w="120"/>
+            </w:tcMar>
+          </w:tcPr>
+          <w:p>
+            <w:r>
+              <w:rPr>
+                <w:sz w:val="20"/>
+                <w:szCs w:val="20"/>
+              </w:rPr>
+              <w:t xml:space="preserve">2</w:t>
+            </w:r>
+          </w:p>
+        </w:tc>
+        <w:tc>
+          <w:tcPr>
+            <w:tcW w:type="dxa" w:w="2438"/>
+            <w:tcBorders>
+              <w:top w:val="single" w:color="AAAAAA" w:sz="4"/>
+              <w:left w:val="single" w:color="AAAAAA" w:sz="4"/>
+              <w:bottom w:val="single" w:color="AAAAAA" w:sz="4"/>
+              <w:right w:val="single" w:color="AAAAAA" w:sz="4"/>
+            </w:tcBorders>
+            <w:tcMar>
+              <w:top w:type="dxa" w:w="80"/>
+              <w:left w:type="dxa" w:w="120"/>
+              <w:bottom w:type="dxa" w:w="80"/>
+              <w:right w:type="dxa" w:w="120"/>
+            </w:tcMar>
+          </w:tcPr>
+          <w:p>
+            <w:r>
+              <w:rPr>
+                <w:sz w:val="20"/>
+                <w:szCs w:val="20"/>
+              </w:rPr>
+              <w:t xml:space="preserve">PK codDepartamento → FK no Motorista</w:t>
             </w:r>
           </w:p>
         </w:tc>
@@ -3258,15 +2876,15 @@
     </w:tbl>
     <w:p>
       <w:pPr>
+        <w:spacing w:after="120"/>
+      </w:pPr>
+      <w:r>
+        <w:t xml:space="preserve"/>
+      </w:r>
+    </w:p>
+    <w:p>
+      <w:pPr>
         <w:spacing w:after="80"/>
-      </w:pPr>
-      <w:r>
-        <w:t xml:space="preserve"/>
-      </w:r>
-    </w:p>
-    <w:p>
-      <w:pPr>
-        <w:spacing w:after="60"/>
       </w:pPr>
       <w:r>
         <w:rPr>
@@ -3275,73 +2893,43 @@
           <w:sz w:val="20"/>
           <w:szCs w:val="20"/>
         </w:rPr>
-        <w:t xml:space="preserve">Passo B — Observação: </w:t>
-      </w:r>
+        <w:t xml:space="preserve">Aplicação (tabelas resultantes):</w:t>
+      </w:r>
+    </w:p>
+    <w:p>
+      <w:pPr>
+        <w:spacing w:after="60"/>
+      </w:pPr>
       <w:r>
         <w:rPr>
-          <w:sz w:val="20"/>
-          <w:szCs w:val="20"/>
-        </w:rPr>
-        <w:t xml:space="preserve">☐  Há NULLs?     </w:t>
-      </w:r>
-      <w:r>
-        <w:rPr>
-          <w:sz w:val="20"/>
-          <w:szCs w:val="20"/>
-        </w:rPr>
-        <w:t xml:space="preserve">☐  Há repetições?</w:t>
-      </w:r>
-    </w:p>
-    <w:p>
-      <w:pPr>
-        <w:spacing w:after="60"/>
-      </w:pPr>
-      <w:r>
-        <w:rPr>
-          <w:b/>
-          <w:bCs/>
-          <w:sz w:val="20"/>
-          <w:szCs w:val="20"/>
-        </w:rPr>
-        <w:t xml:space="preserve">Passo C — Decisão: </w:t>
-      </w:r>
-      <w:r>
-        <w:rPr>
-          <w:sz w:val="20"/>
-          <w:szCs w:val="20"/>
-        </w:rPr>
-        <w:t xml:space="preserve">☑  Fica assim (2 tabelas)     </w:t>
-      </w:r>
-      <w:r>
-        <w:rPr>
-          <w:sz w:val="20"/>
-          <w:szCs w:val="20"/>
-        </w:rPr>
-        <w:t xml:space="preserve">☐  Criar tabela associativa: — (3 tabelas)</w:t>
-      </w:r>
-    </w:p>
-    <w:p>
-      <w:pPr>
-        <w:spacing w:after="200"/>
-      </w:pPr>
-      <w:r>
-        <w:rPr>
-          <w:b/>
-          <w:bCs/>
-          <w:sz w:val="20"/>
-          <w:szCs w:val="20"/>
-        </w:rPr>
-        <w:t xml:space="preserve">Passo D — Regra aplicada: </w:t>
-      </w:r>
-      <w:r>
-        <w:rPr>
-          <w:b/>
-          <w:bCs/>
+          <w:rFonts w:ascii="Consolas" w:cs="Consolas" w:eastAsia="Consolas" w:hAnsi="Consolas"/>
           <w:color w:val="1F3864"/>
           <w:sz w:val="20"/>
           <w:szCs w:val="20"/>
         </w:rPr>
-        <w:t xml:space="preserve">Regra 4</w:t>
+        <w:t xml:space="preserve">Motorista(codMotorista, ..., #codDepartamento)</w:t>
+      </w:r>
+    </w:p>
+    <w:p>
+      <w:pPr>
+        <w:spacing w:after="120"/>
+      </w:pPr>
+      <w:r>
+        <w:rPr>
+          <w:i/>
+          <w:iCs/>
+          <w:sz w:val="20"/>
+          <w:szCs w:val="20"/>
+        </w:rPr>
+        <w:t xml:space="preserve">Nota: Análise simétrica à anterior</w:t>
+      </w:r>
+    </w:p>
+    <w:p>
+      <w:pPr>
+        <w:spacing w:after="120"/>
+      </w:pPr>
+      <w:r>
+        <w:t xml:space="preserve"/>
       </w:r>
     </w:p>
     <w:p>
@@ -3357,28 +2945,7 @@
           <w:sz w:val="22"/>
           <w:szCs w:val="22"/>
         </w:rPr>
-        <w:t xml:space="preserve">  Relação: Viatura ↔ Motorista (M:N)</w:t>
-      </w:r>
-    </w:p>
-    <w:p>
-      <w:pPr>
-        <w:spacing w:after="80"/>
-      </w:pPr>
-      <w:r>
-        <w:rPr>
-          <w:b/>
-          <w:bCs/>
-          <w:sz w:val="20"/>
-          <w:szCs w:val="20"/>
-        </w:rPr>
-        <w:t xml:space="preserve">Passo A — Tentativa: </w:t>
-      </w:r>
-      <w:r>
-        <w:rPr>
-          <w:sz w:val="20"/>
-          <w:szCs w:val="20"/>
-        </w:rPr>
-        <w:t xml:space="preserve">Colocar codMotorista na tabela VIATURA:</w:t>
+        <w:t xml:space="preserve">  Relação: Viatura ↔ Motorista (N:M)</w:t>
       </w:r>
     </w:p>
     <w:tbl>
@@ -3394,10 +2961,11 @@
         </w:tblBorders>
       </w:tblPr>
       <w:tblGrid>
-        <w:gridCol w:w="2410"/>
-        <w:gridCol w:w="2410"/>
-        <w:gridCol w:w="2409"/>
-        <w:gridCol w:w="2409"/>
+        <w:gridCol w:w="1600"/>
+        <w:gridCol w:w="2600"/>
+        <w:gridCol w:w="1600"/>
+        <w:gridCol w:w="1400"/>
+        <w:gridCol w:w="2438"/>
       </w:tblGrid>
       <w:tr>
         <w:trPr>
@@ -3405,7 +2973,7 @@
         </w:trPr>
         <w:tc>
           <w:tcPr>
-            <w:tcW w:type="dxa" w:w="2410"/>
+            <w:tcW w:type="dxa" w:w="1600"/>
             <w:tcBorders>
               <w:top w:val="single" w:color="AAAAAA" w:sz="4"/>
               <w:left w:val="single" w:color="AAAAAA" w:sz="4"/>
@@ -3429,13 +2997,13 @@
                 <w:sz w:val="20"/>
                 <w:szCs w:val="20"/>
               </w:rPr>
-              <w:t xml:space="preserve">matricula</w:t>
-            </w:r>
-          </w:p>
-        </w:tc>
-        <w:tc>
-          <w:tcPr>
-            <w:tcW w:type="dxa" w:w="2410"/>
+              <w:t xml:space="preserve">Cardinalidade</w:t>
+            </w:r>
+          </w:p>
+        </w:tc>
+        <w:tc>
+          <w:tcPr>
+            <w:tcW w:type="dxa" w:w="2600"/>
             <w:tcBorders>
               <w:top w:val="single" w:color="AAAAAA" w:sz="4"/>
               <w:left w:val="single" w:color="AAAAAA" w:sz="4"/>
@@ -3459,13 +3027,13 @@
                 <w:sz w:val="20"/>
                 <w:szCs w:val="20"/>
               </w:rPr>
-              <w:t xml:space="preserve">marca</w:t>
-            </w:r>
-          </w:p>
-        </w:tc>
-        <w:tc>
-          <w:tcPr>
-            <w:tcW w:type="dxa" w:w="2409"/>
+              <w:t xml:space="preserve">Participação</w:t>
+            </w:r>
+          </w:p>
+        </w:tc>
+        <w:tc>
+          <w:tcPr>
+            <w:tcW w:type="dxa" w:w="1600"/>
             <w:tcBorders>
               <w:top w:val="single" w:color="AAAAAA" w:sz="4"/>
               <w:left w:val="single" w:color="AAAAAA" w:sz="4"/>
@@ -3489,13 +3057,13 @@
                 <w:sz w:val="20"/>
                 <w:szCs w:val="20"/>
               </w:rPr>
-              <w:t xml:space="preserve">codMot</w:t>
-            </w:r>
-          </w:p>
-        </w:tc>
-        <w:tc>
-          <w:tcPr>
-            <w:tcW w:type="dxa" w:w="2409"/>
+              <w:t xml:space="preserve">Regra aplicável</w:t>
+            </w:r>
+          </w:p>
+        </w:tc>
+        <w:tc>
+          <w:tcPr>
+            <w:tcW w:type="dxa" w:w="1400"/>
             <w:tcBorders>
               <w:top w:val="single" w:color="AAAAAA" w:sz="4"/>
               <w:left w:val="single" w:color="AAAAAA" w:sz="4"/>
@@ -3519,7 +3087,37 @@
                 <w:sz w:val="20"/>
                 <w:szCs w:val="20"/>
               </w:rPr>
-              <w:t xml:space="preserve">data</w:t>
+              <w:t xml:space="preserve">Nº tabelas</w:t>
+            </w:r>
+          </w:p>
+        </w:tc>
+        <w:tc>
+          <w:tcPr>
+            <w:tcW w:type="dxa" w:w="2438"/>
+            <w:tcBorders>
+              <w:top w:val="single" w:color="AAAAAA" w:sz="4"/>
+              <w:left w:val="single" w:color="AAAAAA" w:sz="4"/>
+              <w:bottom w:val="single" w:color="AAAAAA" w:sz="4"/>
+              <w:right w:val="single" w:color="AAAAAA" w:sz="4"/>
+            </w:tcBorders>
+            <w:shd w:fill="1F3864" w:val="clear"/>
+            <w:tcMar>
+              <w:top w:type="dxa" w:w="80"/>
+              <w:left w:type="dxa" w:w="120"/>
+              <w:bottom w:type="dxa" w:w="80"/>
+              <w:right w:type="dxa" w:w="120"/>
+            </w:tcMar>
+          </w:tcPr>
+          <w:p>
+            <w:r>
+              <w:rPr>
+                <w:b/>
+                <w:bCs/>
+                <w:color w:val="FFFFFF"/>
+                <w:sz w:val="20"/>
+                <w:szCs w:val="20"/>
+              </w:rPr>
+              <w:t xml:space="preserve">Onde fica a FK</w:t>
             </w:r>
           </w:p>
         </w:tc>
@@ -3527,317 +3125,131 @@
       <w:tr>
         <w:tc>
           <w:tcPr>
-            <w:tcW w:type="dxa" w:w="2410"/>
-            <w:tcBorders>
-              <w:top w:val="single" w:color="AAAAAA" w:sz="4"/>
-              <w:left w:val="single" w:color="AAAAAA" w:sz="4"/>
-              <w:bottom w:val="single" w:color="AAAAAA" w:sz="4"/>
-              <w:right w:val="single" w:color="AAAAAA" w:sz="4"/>
-            </w:tcBorders>
-            <w:tcMar>
-              <w:top w:type="dxa" w:w="80"/>
-              <w:left w:type="dxa" w:w="120"/>
-              <w:bottom w:type="dxa" w:w="80"/>
-              <w:right w:type="dxa" w:w="120"/>
-            </w:tcMar>
-          </w:tcPr>
-          <w:p>
-            <w:r>
-              <w:rPr>
-                <w:sz w:val="20"/>
-                <w:szCs w:val="20"/>
-              </w:rPr>
-              <w:t xml:space="preserve">12-AB-34</w:t>
-            </w:r>
-          </w:p>
-        </w:tc>
-        <w:tc>
-          <w:tcPr>
-            <w:tcW w:type="dxa" w:w="2410"/>
-            <w:tcBorders>
-              <w:top w:val="single" w:color="AAAAAA" w:sz="4"/>
-              <w:left w:val="single" w:color="AAAAAA" w:sz="4"/>
-              <w:bottom w:val="single" w:color="AAAAAA" w:sz="4"/>
-              <w:right w:val="single" w:color="AAAAAA" w:sz="4"/>
-            </w:tcBorders>
-            <w:tcMar>
-              <w:top w:type="dxa" w:w="80"/>
-              <w:left w:type="dxa" w:w="120"/>
-              <w:bottom w:type="dxa" w:w="80"/>
-              <w:right w:type="dxa" w:w="120"/>
-            </w:tcMar>
-          </w:tcPr>
-          <w:p>
-            <w:r>
-              <w:rPr>
-                <w:sz w:val="20"/>
-                <w:szCs w:val="20"/>
-              </w:rPr>
-              <w:t xml:space="preserve">Renault Clio</w:t>
-            </w:r>
-          </w:p>
-        </w:tc>
-        <w:tc>
-          <w:tcPr>
-            <w:tcW w:type="dxa" w:w="2409"/>
-            <w:tcBorders>
-              <w:top w:val="single" w:color="AAAAAA" w:sz="4"/>
-              <w:left w:val="single" w:color="AAAAAA" w:sz="4"/>
-              <w:bottom w:val="single" w:color="AAAAAA" w:sz="4"/>
-              <w:right w:val="single" w:color="AAAAAA" w:sz="4"/>
-            </w:tcBorders>
-            <w:tcMar>
-              <w:top w:type="dxa" w:w="80"/>
-              <w:left w:type="dxa" w:w="120"/>
-              <w:bottom w:type="dxa" w:w="80"/>
-              <w:right w:type="dxa" w:w="120"/>
-            </w:tcMar>
-          </w:tcPr>
-          <w:p>
-            <w:r>
-              <w:rPr>
-                <w:sz w:val="20"/>
-                <w:szCs w:val="20"/>
-              </w:rPr>
-              <w:t xml:space="preserve">M-01</w:t>
-            </w:r>
-          </w:p>
-        </w:tc>
-        <w:tc>
-          <w:tcPr>
-            <w:tcW w:type="dxa" w:w="2409"/>
-            <w:tcBorders>
-              <w:top w:val="single" w:color="AAAAAA" w:sz="4"/>
-              <w:left w:val="single" w:color="AAAAAA" w:sz="4"/>
-              <w:bottom w:val="single" w:color="AAAAAA" w:sz="4"/>
-              <w:right w:val="single" w:color="AAAAAA" w:sz="4"/>
-            </w:tcBorders>
-            <w:tcMar>
-              <w:top w:type="dxa" w:w="80"/>
-              <w:left w:type="dxa" w:w="120"/>
-              <w:bottom w:type="dxa" w:w="80"/>
-              <w:right w:type="dxa" w:w="120"/>
-            </w:tcMar>
-          </w:tcPr>
-          <w:p>
-            <w:r>
-              <w:rPr>
-                <w:sz w:val="20"/>
-                <w:szCs w:val="20"/>
-              </w:rPr>
-              <w:t xml:space="preserve">2025-03-01</w:t>
-            </w:r>
-          </w:p>
-        </w:tc>
-      </w:tr>
-      <w:tr>
-        <w:tc>
-          <w:tcPr>
-            <w:tcW w:type="dxa" w:w="2410"/>
-            <w:tcBorders>
-              <w:top w:val="single" w:color="AAAAAA" w:sz="4"/>
-              <w:left w:val="single" w:color="AAAAAA" w:sz="4"/>
-              <w:bottom w:val="single" w:color="AAAAAA" w:sz="4"/>
-              <w:right w:val="single" w:color="AAAAAA" w:sz="4"/>
-            </w:tcBorders>
-            <w:tcMar>
-              <w:top w:type="dxa" w:w="80"/>
-              <w:left w:type="dxa" w:w="120"/>
-              <w:bottom w:type="dxa" w:w="80"/>
-              <w:right w:type="dxa" w:w="120"/>
-            </w:tcMar>
-          </w:tcPr>
-          <w:p>
-            <w:r>
-              <w:rPr>
-                <w:sz w:val="20"/>
-                <w:szCs w:val="20"/>
-              </w:rPr>
-              <w:t xml:space="preserve">12-AB-34</w:t>
-            </w:r>
-          </w:p>
-        </w:tc>
-        <w:tc>
-          <w:tcPr>
-            <w:tcW w:type="dxa" w:w="2410"/>
-            <w:tcBorders>
-              <w:top w:val="single" w:color="AAAAAA" w:sz="4"/>
-              <w:left w:val="single" w:color="AAAAAA" w:sz="4"/>
-              <w:bottom w:val="single" w:color="AAAAAA" w:sz="4"/>
-              <w:right w:val="single" w:color="AAAAAA" w:sz="4"/>
-            </w:tcBorders>
-            <w:tcMar>
-              <w:top w:type="dxa" w:w="80"/>
-              <w:left w:type="dxa" w:w="120"/>
-              <w:bottom w:type="dxa" w:w="80"/>
-              <w:right w:type="dxa" w:w="120"/>
-            </w:tcMar>
-          </w:tcPr>
-          <w:p>
-            <w:r>
-              <w:rPr>
-                <w:sz w:val="20"/>
-                <w:szCs w:val="20"/>
-              </w:rPr>
-              <w:t xml:space="preserve">Renault Clio</w:t>
-            </w:r>
-          </w:p>
-        </w:tc>
-        <w:tc>
-          <w:tcPr>
-            <w:tcW w:type="dxa" w:w="2409"/>
-            <w:tcBorders>
-              <w:top w:val="single" w:color="AAAAAA" w:sz="4"/>
-              <w:left w:val="single" w:color="AAAAAA" w:sz="4"/>
-              <w:bottom w:val="single" w:color="AAAAAA" w:sz="4"/>
-              <w:right w:val="single" w:color="AAAAAA" w:sz="4"/>
-            </w:tcBorders>
-            <w:tcMar>
-              <w:top w:type="dxa" w:w="80"/>
-              <w:left w:type="dxa" w:w="120"/>
-              <w:bottom w:type="dxa" w:w="80"/>
-              <w:right w:type="dxa" w:w="120"/>
-            </w:tcMar>
-          </w:tcPr>
-          <w:p>
-            <w:r>
-              <w:rPr>
-                <w:sz w:val="20"/>
-                <w:szCs w:val="20"/>
-              </w:rPr>
-              <w:t xml:space="preserve">M-02</w:t>
-            </w:r>
-          </w:p>
-        </w:tc>
-        <w:tc>
-          <w:tcPr>
-            <w:tcW w:type="dxa" w:w="2409"/>
-            <w:tcBorders>
-              <w:top w:val="single" w:color="AAAAAA" w:sz="4"/>
-              <w:left w:val="single" w:color="AAAAAA" w:sz="4"/>
-              <w:bottom w:val="single" w:color="AAAAAA" w:sz="4"/>
-              <w:right w:val="single" w:color="AAAAAA" w:sz="4"/>
-            </w:tcBorders>
-            <w:tcMar>
-              <w:top w:type="dxa" w:w="80"/>
-              <w:left w:type="dxa" w:w="120"/>
-              <w:bottom w:type="dxa" w:w="80"/>
-              <w:right w:type="dxa" w:w="120"/>
-            </w:tcMar>
-          </w:tcPr>
-          <w:p>
-            <w:r>
-              <w:rPr>
-                <w:sz w:val="20"/>
-                <w:szCs w:val="20"/>
-              </w:rPr>
-              <w:t xml:space="preserve">2025-03-15</w:t>
-            </w:r>
-          </w:p>
-        </w:tc>
-      </w:tr>
-      <w:tr>
-        <w:tc>
-          <w:tcPr>
-            <w:tcW w:type="dxa" w:w="2410"/>
-            <w:tcBorders>
-              <w:top w:val="single" w:color="AAAAAA" w:sz="4"/>
-              <w:left w:val="single" w:color="AAAAAA" w:sz="4"/>
-              <w:bottom w:val="single" w:color="AAAAAA" w:sz="4"/>
-              <w:right w:val="single" w:color="AAAAAA" w:sz="4"/>
-            </w:tcBorders>
-            <w:tcMar>
-              <w:top w:type="dxa" w:w="80"/>
-              <w:left w:type="dxa" w:w="120"/>
-              <w:bottom w:type="dxa" w:w="80"/>
-              <w:right w:type="dxa" w:w="120"/>
-            </w:tcMar>
-          </w:tcPr>
-          <w:p>
-            <w:r>
-              <w:rPr>
-                <w:sz w:val="20"/>
-                <w:szCs w:val="20"/>
-              </w:rPr>
-              <w:t xml:space="preserve">34-CD-56</w:t>
-            </w:r>
-          </w:p>
-        </w:tc>
-        <w:tc>
-          <w:tcPr>
-            <w:tcW w:type="dxa" w:w="2410"/>
-            <w:tcBorders>
-              <w:top w:val="single" w:color="AAAAAA" w:sz="4"/>
-              <w:left w:val="single" w:color="AAAAAA" w:sz="4"/>
-              <w:bottom w:val="single" w:color="AAAAAA" w:sz="4"/>
-              <w:right w:val="single" w:color="AAAAAA" w:sz="4"/>
-            </w:tcBorders>
-            <w:tcMar>
-              <w:top w:type="dxa" w:w="80"/>
-              <w:left w:type="dxa" w:w="120"/>
-              <w:bottom w:type="dxa" w:w="80"/>
-              <w:right w:type="dxa" w:w="120"/>
-            </w:tcMar>
-          </w:tcPr>
-          <w:p>
-            <w:r>
-              <w:rPr>
-                <w:sz w:val="20"/>
-                <w:szCs w:val="20"/>
-              </w:rPr>
-              <w:t xml:space="preserve">Ford Transit</w:t>
-            </w:r>
-          </w:p>
-        </w:tc>
-        <w:tc>
-          <w:tcPr>
-            <w:tcW w:type="dxa" w:w="2409"/>
-            <w:tcBorders>
-              <w:top w:val="single" w:color="AAAAAA" w:sz="4"/>
-              <w:left w:val="single" w:color="AAAAAA" w:sz="4"/>
-              <w:bottom w:val="single" w:color="AAAAAA" w:sz="4"/>
-              <w:right w:val="single" w:color="AAAAAA" w:sz="4"/>
-            </w:tcBorders>
-            <w:tcMar>
-              <w:top w:type="dxa" w:w="80"/>
-              <w:left w:type="dxa" w:w="120"/>
-              <w:bottom w:type="dxa" w:w="80"/>
-              <w:right w:type="dxa" w:w="120"/>
-            </w:tcMar>
-          </w:tcPr>
-          <w:p>
-            <w:r>
-              <w:rPr>
-                <w:sz w:val="20"/>
-                <w:szCs w:val="20"/>
-              </w:rPr>
-              <w:t xml:space="preserve">M-01</w:t>
-            </w:r>
-          </w:p>
-        </w:tc>
-        <w:tc>
-          <w:tcPr>
-            <w:tcW w:type="dxa" w:w="2409"/>
-            <w:tcBorders>
-              <w:top w:val="single" w:color="AAAAAA" w:sz="4"/>
-              <w:left w:val="single" w:color="AAAAAA" w:sz="4"/>
-              <w:bottom w:val="single" w:color="AAAAAA" w:sz="4"/>
-              <w:right w:val="single" w:color="AAAAAA" w:sz="4"/>
-            </w:tcBorders>
-            <w:tcMar>
-              <w:top w:type="dxa" w:w="80"/>
-              <w:left w:type="dxa" w:w="120"/>
-              <w:bottom w:type="dxa" w:w="80"/>
-              <w:right w:type="dxa" w:w="120"/>
-            </w:tcMar>
-          </w:tcPr>
-          <w:p>
-            <w:r>
-              <w:rPr>
-                <w:sz w:val="20"/>
-                <w:szCs w:val="20"/>
-              </w:rPr>
-              <w:t xml:space="preserve">2025-03-10</w:t>
+            <w:tcW w:type="dxa" w:w="1600"/>
+            <w:tcBorders>
+              <w:top w:val="single" w:color="AAAAAA" w:sz="4"/>
+              <w:left w:val="single" w:color="AAAAAA" w:sz="4"/>
+              <w:bottom w:val="single" w:color="AAAAAA" w:sz="4"/>
+              <w:right w:val="single" w:color="AAAAAA" w:sz="4"/>
+            </w:tcBorders>
+            <w:tcMar>
+              <w:top w:type="dxa" w:w="80"/>
+              <w:left w:type="dxa" w:w="120"/>
+              <w:bottom w:type="dxa" w:w="80"/>
+              <w:right w:type="dxa" w:w="120"/>
+            </w:tcMar>
+          </w:tcPr>
+          <w:p>
+            <w:r>
+              <w:rPr>
+                <w:sz w:val="20"/>
+                <w:szCs w:val="20"/>
+              </w:rPr>
+              <w:t xml:space="preserve">N:M</w:t>
+            </w:r>
+          </w:p>
+        </w:tc>
+        <w:tc>
+          <w:tcPr>
+            <w:tcW w:type="dxa" w:w="2600"/>
+            <w:tcBorders>
+              <w:top w:val="single" w:color="AAAAAA" w:sz="4"/>
+              <w:left w:val="single" w:color="AAAAAA" w:sz="4"/>
+              <w:bottom w:val="single" w:color="AAAAAA" w:sz="4"/>
+              <w:right w:val="single" w:color="AAAAAA" w:sz="4"/>
+            </w:tcBorders>
+            <w:tcMar>
+              <w:top w:type="dxa" w:w="80"/>
+              <w:left w:type="dxa" w:w="120"/>
+              <w:bottom w:type="dxa" w:w="80"/>
+              <w:right w:type="dxa" w:w="120"/>
+            </w:tcMar>
+          </w:tcPr>
+          <w:p>
+            <w:r>
+              <w:rPr>
+                <w:sz w:val="20"/>
+                <w:szCs w:val="20"/>
+              </w:rPr>
+              <w:t xml:space="preserve">Indiferente</w:t>
+            </w:r>
+          </w:p>
+        </w:tc>
+        <w:tc>
+          <w:tcPr>
+            <w:tcW w:type="dxa" w:w="1600"/>
+            <w:tcBorders>
+              <w:top w:val="single" w:color="AAAAAA" w:sz="4"/>
+              <w:left w:val="single" w:color="AAAAAA" w:sz="4"/>
+              <w:bottom w:val="single" w:color="AAAAAA" w:sz="4"/>
+              <w:right w:val="single" w:color="AAAAAA" w:sz="4"/>
+            </w:tcBorders>
+            <w:tcMar>
+              <w:top w:type="dxa" w:w="80"/>
+              <w:left w:type="dxa" w:w="120"/>
+              <w:bottom w:type="dxa" w:w="80"/>
+              <w:right w:type="dxa" w:w="120"/>
+            </w:tcMar>
+          </w:tcPr>
+          <w:p>
+            <w:r>
+              <w:rPr>
+                <w:sz w:val="20"/>
+                <w:szCs w:val="20"/>
+              </w:rPr>
+              <w:t xml:space="preserve">Regra 6</w:t>
+            </w:r>
+          </w:p>
+        </w:tc>
+        <w:tc>
+          <w:tcPr>
+            <w:tcW w:type="dxa" w:w="1400"/>
+            <w:tcBorders>
+              <w:top w:val="single" w:color="AAAAAA" w:sz="4"/>
+              <w:left w:val="single" w:color="AAAAAA" w:sz="4"/>
+              <w:bottom w:val="single" w:color="AAAAAA" w:sz="4"/>
+              <w:right w:val="single" w:color="AAAAAA" w:sz="4"/>
+            </w:tcBorders>
+            <w:tcMar>
+              <w:top w:type="dxa" w:w="80"/>
+              <w:left w:type="dxa" w:w="120"/>
+              <w:bottom w:type="dxa" w:w="80"/>
+              <w:right w:type="dxa" w:w="120"/>
+            </w:tcMar>
+          </w:tcPr>
+          <w:p>
+            <w:r>
+              <w:rPr>
+                <w:sz w:val="20"/>
+                <w:szCs w:val="20"/>
+              </w:rPr>
+              <w:t xml:space="preserve">3</w:t>
+            </w:r>
+          </w:p>
+        </w:tc>
+        <w:tc>
+          <w:tcPr>
+            <w:tcW w:type="dxa" w:w="2438"/>
+            <w:tcBorders>
+              <w:top w:val="single" w:color="AAAAAA" w:sz="4"/>
+              <w:left w:val="single" w:color="AAAAAA" w:sz="4"/>
+              <w:bottom w:val="single" w:color="AAAAAA" w:sz="4"/>
+              <w:right w:val="single" w:color="AAAAAA" w:sz="4"/>
+            </w:tcBorders>
+            <w:tcMar>
+              <w:top w:type="dxa" w:w="80"/>
+              <w:left w:type="dxa" w:w="120"/>
+              <w:bottom w:type="dxa" w:w="80"/>
+              <w:right w:type="dxa" w:w="120"/>
+            </w:tcMar>
+          </w:tcPr>
+          <w:p>
+            <w:r>
+              <w:rPr>
+                <w:sz w:val="20"/>
+                <w:szCs w:val="20"/>
+              </w:rPr>
+              <w:t xml:space="preserve">Tabela da relação com ambas as PKs</w:t>
             </w:r>
           </w:p>
         </w:tc>
@@ -3845,15 +3257,15 @@
     </w:tbl>
     <w:p>
       <w:pPr>
+        <w:spacing w:after="120"/>
+      </w:pPr>
+      <w:r>
+        <w:t xml:space="preserve"/>
+      </w:r>
+    </w:p>
+    <w:p>
+      <w:pPr>
         <w:spacing w:after="80"/>
-      </w:pPr>
-      <w:r>
-        <w:t xml:space="preserve"/>
-      </w:r>
-    </w:p>
-    <w:p>
-      <w:pPr>
-        <w:spacing w:after="60"/>
       </w:pPr>
       <w:r>
         <w:rPr>
@@ -3862,74 +3274,27 @@
           <w:sz w:val="20"/>
           <w:szCs w:val="20"/>
         </w:rPr>
-        <w:t xml:space="preserve">Passo B — Observação: </w:t>
-      </w:r>
+        <w:t xml:space="preserve">Aplicação (tabelas resultantes):</w:t>
+      </w:r>
+    </w:p>
+    <w:p>
+      <w:pPr>
+        <w:spacing w:after="60"/>
+      </w:pPr>
       <w:r>
         <w:rPr>
-          <w:sz w:val="20"/>
-          <w:szCs w:val="20"/>
-        </w:rPr>
-        <w:t xml:space="preserve">☐  Há NULLs?     </w:t>
-      </w:r>
-      <w:r>
-        <w:rPr>
-          <w:sz w:val="20"/>
-          <w:szCs w:val="20"/>
-        </w:rPr>
-        <w:t xml:space="preserve">☑  Há repetições?</w:t>
-      </w:r>
-    </w:p>
-    <w:p>
-      <w:pPr>
-        <w:spacing w:after="60"/>
-      </w:pPr>
-      <w:r>
-        <w:rPr>
-          <w:b/>
-          <w:bCs/>
-          <w:sz w:val="20"/>
-          <w:szCs w:val="20"/>
-        </w:rPr>
-        <w:t xml:space="preserve">Passo C — Decisão: </w:t>
-      </w:r>
-      <w:r>
-        <w:rPr>
-          <w:sz w:val="20"/>
-          <w:szCs w:val="20"/>
-        </w:rPr>
-        <w:t xml:space="preserve">☐  Fica assim (2 tabelas)     </w:t>
-      </w:r>
-      <w:r>
-        <w:rPr>
-          <w:sz w:val="20"/>
-          <w:szCs w:val="20"/>
-        </w:rPr>
-        <w:t xml:space="preserve">☑  Criar tabela associativa: Requisição (3 tabelas)</w:t>
-      </w:r>
-    </w:p>
-    <w:p>
-      <w:pPr>
-        <w:spacing w:after="200"/>
-      </w:pPr>
-      <w:r>
-        <w:rPr>
-          <w:b/>
-          <w:bCs/>
-          <w:sz w:val="20"/>
-          <w:szCs w:val="20"/>
-        </w:rPr>
-        <w:t xml:space="preserve">Passo D — Regra aplicada: </w:t>
-      </w:r>
-      <w:r>
-        <w:rPr>
-          <w:b/>
-          <w:bCs/>
+          <w:rFonts w:ascii="Consolas" w:cs="Consolas" w:eastAsia="Consolas" w:hAnsi="Consolas"/>
           <w:color w:val="1F3864"/>
           <w:sz w:val="20"/>
           <w:szCs w:val="20"/>
         </w:rPr>
-        <w:t xml:space="preserve">Regra 6</w:t>
-      </w:r>
+        <w:t xml:space="preserve">Requisicao(codRequisicao, #matricula, #codMotorista, dataInicio, dataFim, destino, kmInicio, kmFim, estado)</w:t>
+      </w:r>
+    </w:p>
+    <w:p>
+      <w:pPr>
+        <w:spacing w:after="120"/>
+      </w:pPr>
       <w:r>
         <w:rPr>
           <w:i/>
@@ -3937,7 +3302,15 @@
           <w:sz w:val="20"/>
           <w:szCs w:val="20"/>
         </w:rPr>
-        <w:t xml:space="preserve">  (Atributos próprios (datas, destino, km) justificam PK simples codRequisicao)</w:t>
+        <w:t xml:space="preserve">Nota: Atributos próprios (datas, destino, km) justificam PK simples codRequisicao</w:t>
+      </w:r>
+    </w:p>
+    <w:p>
+      <w:pPr>
+        <w:spacing w:after="120"/>
+      </w:pPr>
+      <w:r>
+        <w:t xml:space="preserve"/>
       </w:r>
     </w:p>
     <w:p>
@@ -3953,28 +3326,7 @@
           <w:sz w:val="22"/>
           <w:szCs w:val="22"/>
         </w:rPr>
-        <w:t xml:space="preserve">  Relação: Viatura → Manutenção (1:N, obrigatória lado N)</w:t>
-      </w:r>
-    </w:p>
-    <w:p>
-      <w:pPr>
-        <w:spacing w:after="80"/>
-      </w:pPr>
-      <w:r>
-        <w:rPr>
-          <w:b/>
-          <w:bCs/>
-          <w:sz w:val="20"/>
-          <w:szCs w:val="20"/>
-        </w:rPr>
-        <w:t xml:space="preserve">Passo A — Tentativa: </w:t>
-      </w:r>
-      <w:r>
-        <w:rPr>
-          <w:sz w:val="20"/>
-          <w:szCs w:val="20"/>
-        </w:rPr>
-        <w:t xml:space="preserve">Colocar matricula na tabela MANUTENÇÃO:</w:t>
+        <w:t xml:space="preserve">  Relação: Viatura → Manutenção (1:N, obrig. lado N)</w:t>
       </w:r>
     </w:p>
     <w:tbl>
@@ -3990,10 +3342,11 @@
         </w:tblBorders>
       </w:tblPr>
       <w:tblGrid>
-        <w:gridCol w:w="2410"/>
-        <w:gridCol w:w="2410"/>
-        <w:gridCol w:w="2409"/>
-        <w:gridCol w:w="2409"/>
+        <w:gridCol w:w="1600"/>
+        <w:gridCol w:w="2600"/>
+        <w:gridCol w:w="1600"/>
+        <w:gridCol w:w="1400"/>
+        <w:gridCol w:w="2438"/>
       </w:tblGrid>
       <w:tr>
         <w:trPr>
@@ -4001,7 +3354,7 @@
         </w:trPr>
         <w:tc>
           <w:tcPr>
-            <w:tcW w:type="dxa" w:w="2410"/>
+            <w:tcW w:type="dxa" w:w="1600"/>
             <w:tcBorders>
               <w:top w:val="single" w:color="AAAAAA" w:sz="4"/>
               <w:left w:val="single" w:color="AAAAAA" w:sz="4"/>
@@ -4025,13 +3378,13 @@
                 <w:sz w:val="20"/>
                 <w:szCs w:val="20"/>
               </w:rPr>
-              <w:t xml:space="preserve">codManut</w:t>
-            </w:r>
-          </w:p>
-        </w:tc>
-        <w:tc>
-          <w:tcPr>
-            <w:tcW w:type="dxa" w:w="2410"/>
+              <w:t xml:space="preserve">Cardinalidade</w:t>
+            </w:r>
+          </w:p>
+        </w:tc>
+        <w:tc>
+          <w:tcPr>
+            <w:tcW w:type="dxa" w:w="2600"/>
             <w:tcBorders>
               <w:top w:val="single" w:color="AAAAAA" w:sz="4"/>
               <w:left w:val="single" w:color="AAAAAA" w:sz="4"/>
@@ -4055,13 +3408,13 @@
                 <w:sz w:val="20"/>
                 <w:szCs w:val="20"/>
               </w:rPr>
-              <w:t xml:space="preserve">data</w:t>
-            </w:r>
-          </w:p>
-        </w:tc>
-        <w:tc>
-          <w:tcPr>
-            <w:tcW w:type="dxa" w:w="2409"/>
+              <w:t xml:space="preserve">Participação</w:t>
+            </w:r>
+          </w:p>
+        </w:tc>
+        <w:tc>
+          <w:tcPr>
+            <w:tcW w:type="dxa" w:w="1600"/>
             <w:tcBorders>
               <w:top w:val="single" w:color="AAAAAA" w:sz="4"/>
               <w:left w:val="single" w:color="AAAAAA" w:sz="4"/>
@@ -4085,13 +3438,13 @@
                 <w:sz w:val="20"/>
                 <w:szCs w:val="20"/>
               </w:rPr>
-              <w:t xml:space="preserve">tipo</w:t>
-            </w:r>
-          </w:p>
-        </w:tc>
-        <w:tc>
-          <w:tcPr>
-            <w:tcW w:type="dxa" w:w="2409"/>
+              <w:t xml:space="preserve">Regra aplicável</w:t>
+            </w:r>
+          </w:p>
+        </w:tc>
+        <w:tc>
+          <w:tcPr>
+            <w:tcW w:type="dxa" w:w="1400"/>
             <w:tcBorders>
               <w:top w:val="single" w:color="AAAAAA" w:sz="4"/>
               <w:left w:val="single" w:color="AAAAAA" w:sz="4"/>
@@ -4115,7 +3468,37 @@
                 <w:sz w:val="20"/>
                 <w:szCs w:val="20"/>
               </w:rPr>
-              <w:t xml:space="preserve">matricula</w:t>
+              <w:t xml:space="preserve">Nº tabelas</w:t>
+            </w:r>
+          </w:p>
+        </w:tc>
+        <w:tc>
+          <w:tcPr>
+            <w:tcW w:type="dxa" w:w="2438"/>
+            <w:tcBorders>
+              <w:top w:val="single" w:color="AAAAAA" w:sz="4"/>
+              <w:left w:val="single" w:color="AAAAAA" w:sz="4"/>
+              <w:bottom w:val="single" w:color="AAAAAA" w:sz="4"/>
+              <w:right w:val="single" w:color="AAAAAA" w:sz="4"/>
+            </w:tcBorders>
+            <w:shd w:fill="1F3864" w:val="clear"/>
+            <w:tcMar>
+              <w:top w:type="dxa" w:w="80"/>
+              <w:left w:type="dxa" w:w="120"/>
+              <w:bottom w:type="dxa" w:w="80"/>
+              <w:right w:type="dxa" w:w="120"/>
+            </w:tcMar>
+          </w:tcPr>
+          <w:p>
+            <w:r>
+              <w:rPr>
+                <w:b/>
+                <w:bCs/>
+                <w:color w:val="FFFFFF"/>
+                <w:sz w:val="20"/>
+                <w:szCs w:val="20"/>
+              </w:rPr>
+              <w:t xml:space="preserve">Onde fica a FK</w:t>
             </w:r>
           </w:p>
         </w:tc>
@@ -4123,317 +3506,131 @@
       <w:tr>
         <w:tc>
           <w:tcPr>
-            <w:tcW w:type="dxa" w:w="2410"/>
-            <w:tcBorders>
-              <w:top w:val="single" w:color="AAAAAA" w:sz="4"/>
-              <w:left w:val="single" w:color="AAAAAA" w:sz="4"/>
-              <w:bottom w:val="single" w:color="AAAAAA" w:sz="4"/>
-              <w:right w:val="single" w:color="AAAAAA" w:sz="4"/>
-            </w:tcBorders>
-            <w:tcMar>
-              <w:top w:type="dxa" w:w="80"/>
-              <w:left w:type="dxa" w:w="120"/>
-              <w:bottom w:type="dxa" w:w="80"/>
-              <w:right w:type="dxa" w:w="120"/>
-            </w:tcMar>
-          </w:tcPr>
-          <w:p>
-            <w:r>
-              <w:rPr>
-                <w:sz w:val="20"/>
-                <w:szCs w:val="20"/>
-              </w:rPr>
-              <w:t xml:space="preserve">MAN-001</w:t>
-            </w:r>
-          </w:p>
-        </w:tc>
-        <w:tc>
-          <w:tcPr>
-            <w:tcW w:type="dxa" w:w="2410"/>
-            <w:tcBorders>
-              <w:top w:val="single" w:color="AAAAAA" w:sz="4"/>
-              <w:left w:val="single" w:color="AAAAAA" w:sz="4"/>
-              <w:bottom w:val="single" w:color="AAAAAA" w:sz="4"/>
-              <w:right w:val="single" w:color="AAAAAA" w:sz="4"/>
-            </w:tcBorders>
-            <w:tcMar>
-              <w:top w:type="dxa" w:w="80"/>
-              <w:left w:type="dxa" w:w="120"/>
-              <w:bottom w:type="dxa" w:w="80"/>
-              <w:right w:type="dxa" w:w="120"/>
-            </w:tcMar>
-          </w:tcPr>
-          <w:p>
-            <w:r>
-              <w:rPr>
-                <w:sz w:val="20"/>
-                <w:szCs w:val="20"/>
-              </w:rPr>
-              <w:t xml:space="preserve">2025-01-15</w:t>
-            </w:r>
-          </w:p>
-        </w:tc>
-        <w:tc>
-          <w:tcPr>
-            <w:tcW w:type="dxa" w:w="2409"/>
-            <w:tcBorders>
-              <w:top w:val="single" w:color="AAAAAA" w:sz="4"/>
-              <w:left w:val="single" w:color="AAAAAA" w:sz="4"/>
-              <w:bottom w:val="single" w:color="AAAAAA" w:sz="4"/>
-              <w:right w:val="single" w:color="AAAAAA" w:sz="4"/>
-            </w:tcBorders>
-            <w:tcMar>
-              <w:top w:type="dxa" w:w="80"/>
-              <w:left w:type="dxa" w:w="120"/>
-              <w:bottom w:type="dxa" w:w="80"/>
-              <w:right w:type="dxa" w:w="120"/>
-            </w:tcMar>
-          </w:tcPr>
-          <w:p>
-            <w:r>
-              <w:rPr>
-                <w:sz w:val="20"/>
-                <w:szCs w:val="20"/>
-              </w:rPr>
-              <w:t xml:space="preserve">Revisão</w:t>
-            </w:r>
-          </w:p>
-        </w:tc>
-        <w:tc>
-          <w:tcPr>
-            <w:tcW w:type="dxa" w:w="2409"/>
-            <w:tcBorders>
-              <w:top w:val="single" w:color="AAAAAA" w:sz="4"/>
-              <w:left w:val="single" w:color="AAAAAA" w:sz="4"/>
-              <w:bottom w:val="single" w:color="AAAAAA" w:sz="4"/>
-              <w:right w:val="single" w:color="AAAAAA" w:sz="4"/>
-            </w:tcBorders>
-            <w:tcMar>
-              <w:top w:type="dxa" w:w="80"/>
-              <w:left w:type="dxa" w:w="120"/>
-              <w:bottom w:type="dxa" w:w="80"/>
-              <w:right w:type="dxa" w:w="120"/>
-            </w:tcMar>
-          </w:tcPr>
-          <w:p>
-            <w:r>
-              <w:rPr>
-                <w:sz w:val="20"/>
-                <w:szCs w:val="20"/>
-              </w:rPr>
-              <w:t xml:space="preserve">12-AB-34</w:t>
-            </w:r>
-          </w:p>
-        </w:tc>
-      </w:tr>
-      <w:tr>
-        <w:tc>
-          <w:tcPr>
-            <w:tcW w:type="dxa" w:w="2410"/>
-            <w:tcBorders>
-              <w:top w:val="single" w:color="AAAAAA" w:sz="4"/>
-              <w:left w:val="single" w:color="AAAAAA" w:sz="4"/>
-              <w:bottom w:val="single" w:color="AAAAAA" w:sz="4"/>
-              <w:right w:val="single" w:color="AAAAAA" w:sz="4"/>
-            </w:tcBorders>
-            <w:tcMar>
-              <w:top w:type="dxa" w:w="80"/>
-              <w:left w:type="dxa" w:w="120"/>
-              <w:bottom w:type="dxa" w:w="80"/>
-              <w:right w:type="dxa" w:w="120"/>
-            </w:tcMar>
-          </w:tcPr>
-          <w:p>
-            <w:r>
-              <w:rPr>
-                <w:sz w:val="20"/>
-                <w:szCs w:val="20"/>
-              </w:rPr>
-              <w:t xml:space="preserve">MAN-002</w:t>
-            </w:r>
-          </w:p>
-        </w:tc>
-        <w:tc>
-          <w:tcPr>
-            <w:tcW w:type="dxa" w:w="2410"/>
-            <w:tcBorders>
-              <w:top w:val="single" w:color="AAAAAA" w:sz="4"/>
-              <w:left w:val="single" w:color="AAAAAA" w:sz="4"/>
-              <w:bottom w:val="single" w:color="AAAAAA" w:sz="4"/>
-              <w:right w:val="single" w:color="AAAAAA" w:sz="4"/>
-            </w:tcBorders>
-            <w:tcMar>
-              <w:top w:type="dxa" w:w="80"/>
-              <w:left w:type="dxa" w:w="120"/>
-              <w:bottom w:type="dxa" w:w="80"/>
-              <w:right w:type="dxa" w:w="120"/>
-            </w:tcMar>
-          </w:tcPr>
-          <w:p>
-            <w:r>
-              <w:rPr>
-                <w:sz w:val="20"/>
-                <w:szCs w:val="20"/>
-              </w:rPr>
-              <w:t xml:space="preserve">2025-02-03</w:t>
-            </w:r>
-          </w:p>
-        </w:tc>
-        <w:tc>
-          <w:tcPr>
-            <w:tcW w:type="dxa" w:w="2409"/>
-            <w:tcBorders>
-              <w:top w:val="single" w:color="AAAAAA" w:sz="4"/>
-              <w:left w:val="single" w:color="AAAAAA" w:sz="4"/>
-              <w:bottom w:val="single" w:color="AAAAAA" w:sz="4"/>
-              <w:right w:val="single" w:color="AAAAAA" w:sz="4"/>
-            </w:tcBorders>
-            <w:tcMar>
-              <w:top w:type="dxa" w:w="80"/>
-              <w:left w:type="dxa" w:w="120"/>
-              <w:bottom w:type="dxa" w:w="80"/>
-              <w:right w:type="dxa" w:w="120"/>
-            </w:tcMar>
-          </w:tcPr>
-          <w:p>
-            <w:r>
-              <w:rPr>
-                <w:sz w:val="20"/>
-                <w:szCs w:val="20"/>
-              </w:rPr>
-              <w:t xml:space="preserve">Pneus</w:t>
-            </w:r>
-          </w:p>
-        </w:tc>
-        <w:tc>
-          <w:tcPr>
-            <w:tcW w:type="dxa" w:w="2409"/>
-            <w:tcBorders>
-              <w:top w:val="single" w:color="AAAAAA" w:sz="4"/>
-              <w:left w:val="single" w:color="AAAAAA" w:sz="4"/>
-              <w:bottom w:val="single" w:color="AAAAAA" w:sz="4"/>
-              <w:right w:val="single" w:color="AAAAAA" w:sz="4"/>
-            </w:tcBorders>
-            <w:tcMar>
-              <w:top w:type="dxa" w:w="80"/>
-              <w:left w:type="dxa" w:w="120"/>
-              <w:bottom w:type="dxa" w:w="80"/>
-              <w:right w:type="dxa" w:w="120"/>
-            </w:tcMar>
-          </w:tcPr>
-          <w:p>
-            <w:r>
-              <w:rPr>
-                <w:sz w:val="20"/>
-                <w:szCs w:val="20"/>
-              </w:rPr>
-              <w:t xml:space="preserve">12-AB-34</w:t>
-            </w:r>
-          </w:p>
-        </w:tc>
-      </w:tr>
-      <w:tr>
-        <w:tc>
-          <w:tcPr>
-            <w:tcW w:type="dxa" w:w="2410"/>
-            <w:tcBorders>
-              <w:top w:val="single" w:color="AAAAAA" w:sz="4"/>
-              <w:left w:val="single" w:color="AAAAAA" w:sz="4"/>
-              <w:bottom w:val="single" w:color="AAAAAA" w:sz="4"/>
-              <w:right w:val="single" w:color="AAAAAA" w:sz="4"/>
-            </w:tcBorders>
-            <w:tcMar>
-              <w:top w:type="dxa" w:w="80"/>
-              <w:left w:type="dxa" w:w="120"/>
-              <w:bottom w:type="dxa" w:w="80"/>
-              <w:right w:type="dxa" w:w="120"/>
-            </w:tcMar>
-          </w:tcPr>
-          <w:p>
-            <w:r>
-              <w:rPr>
-                <w:sz w:val="20"/>
-                <w:szCs w:val="20"/>
-              </w:rPr>
-              <w:t xml:space="preserve">MAN-003</w:t>
-            </w:r>
-          </w:p>
-        </w:tc>
-        <w:tc>
-          <w:tcPr>
-            <w:tcW w:type="dxa" w:w="2410"/>
-            <w:tcBorders>
-              <w:top w:val="single" w:color="AAAAAA" w:sz="4"/>
-              <w:left w:val="single" w:color="AAAAAA" w:sz="4"/>
-              <w:bottom w:val="single" w:color="AAAAAA" w:sz="4"/>
-              <w:right w:val="single" w:color="AAAAAA" w:sz="4"/>
-            </w:tcBorders>
-            <w:tcMar>
-              <w:top w:type="dxa" w:w="80"/>
-              <w:left w:type="dxa" w:w="120"/>
-              <w:bottom w:type="dxa" w:w="80"/>
-              <w:right w:type="dxa" w:w="120"/>
-            </w:tcMar>
-          </w:tcPr>
-          <w:p>
-            <w:r>
-              <w:rPr>
-                <w:sz w:val="20"/>
-                <w:szCs w:val="20"/>
-              </w:rPr>
-              <w:t xml:space="preserve">2025-02-20</w:t>
-            </w:r>
-          </w:p>
-        </w:tc>
-        <w:tc>
-          <w:tcPr>
-            <w:tcW w:type="dxa" w:w="2409"/>
-            <w:tcBorders>
-              <w:top w:val="single" w:color="AAAAAA" w:sz="4"/>
-              <w:left w:val="single" w:color="AAAAAA" w:sz="4"/>
-              <w:bottom w:val="single" w:color="AAAAAA" w:sz="4"/>
-              <w:right w:val="single" w:color="AAAAAA" w:sz="4"/>
-            </w:tcBorders>
-            <w:tcMar>
-              <w:top w:type="dxa" w:w="80"/>
-              <w:left w:type="dxa" w:w="120"/>
-              <w:bottom w:type="dxa" w:w="80"/>
-              <w:right w:type="dxa" w:w="120"/>
-            </w:tcMar>
-          </w:tcPr>
-          <w:p>
-            <w:r>
-              <w:rPr>
-                <w:sz w:val="20"/>
-                <w:szCs w:val="20"/>
-              </w:rPr>
-              <w:t xml:space="preserve">Óleo</w:t>
-            </w:r>
-          </w:p>
-        </w:tc>
-        <w:tc>
-          <w:tcPr>
-            <w:tcW w:type="dxa" w:w="2409"/>
-            <w:tcBorders>
-              <w:top w:val="single" w:color="AAAAAA" w:sz="4"/>
-              <w:left w:val="single" w:color="AAAAAA" w:sz="4"/>
-              <w:bottom w:val="single" w:color="AAAAAA" w:sz="4"/>
-              <w:right w:val="single" w:color="AAAAAA" w:sz="4"/>
-            </w:tcBorders>
-            <w:tcMar>
-              <w:top w:type="dxa" w:w="80"/>
-              <w:left w:type="dxa" w:w="120"/>
-              <w:bottom w:type="dxa" w:w="80"/>
-              <w:right w:type="dxa" w:w="120"/>
-            </w:tcMar>
-          </w:tcPr>
-          <w:p>
-            <w:r>
-              <w:rPr>
-                <w:sz w:val="20"/>
-                <w:szCs w:val="20"/>
-              </w:rPr>
-              <w:t xml:space="preserve">34-CD-56</w:t>
+            <w:tcW w:type="dxa" w:w="1600"/>
+            <w:tcBorders>
+              <w:top w:val="single" w:color="AAAAAA" w:sz="4"/>
+              <w:left w:val="single" w:color="AAAAAA" w:sz="4"/>
+              <w:bottom w:val="single" w:color="AAAAAA" w:sz="4"/>
+              <w:right w:val="single" w:color="AAAAAA" w:sz="4"/>
+            </w:tcBorders>
+            <w:tcMar>
+              <w:top w:type="dxa" w:w="80"/>
+              <w:left w:type="dxa" w:w="120"/>
+              <w:bottom w:type="dxa" w:w="80"/>
+              <w:right w:type="dxa" w:w="120"/>
+            </w:tcMar>
+          </w:tcPr>
+          <w:p>
+            <w:r>
+              <w:rPr>
+                <w:sz w:val="20"/>
+                <w:szCs w:val="20"/>
+              </w:rPr>
+              <w:t xml:space="preserve">1:N</w:t>
+            </w:r>
+          </w:p>
+        </w:tc>
+        <w:tc>
+          <w:tcPr>
+            <w:tcW w:type="dxa" w:w="2600"/>
+            <w:tcBorders>
+              <w:top w:val="single" w:color="AAAAAA" w:sz="4"/>
+              <w:left w:val="single" w:color="AAAAAA" w:sz="4"/>
+              <w:bottom w:val="single" w:color="AAAAAA" w:sz="4"/>
+              <w:right w:val="single" w:color="AAAAAA" w:sz="4"/>
+            </w:tcBorders>
+            <w:tcMar>
+              <w:top w:type="dxa" w:w="80"/>
+              <w:left w:type="dxa" w:w="120"/>
+              <w:bottom w:type="dxa" w:w="80"/>
+              <w:right w:type="dxa" w:w="120"/>
+            </w:tcMar>
+          </w:tcPr>
+          <w:p>
+            <w:r>
+              <w:rPr>
+                <w:sz w:val="20"/>
+                <w:szCs w:val="20"/>
+              </w:rPr>
+              <w:t xml:space="preserve">Obrig. na Manutenção</w:t>
+            </w:r>
+          </w:p>
+        </w:tc>
+        <w:tc>
+          <w:tcPr>
+            <w:tcW w:type="dxa" w:w="1600"/>
+            <w:tcBorders>
+              <w:top w:val="single" w:color="AAAAAA" w:sz="4"/>
+              <w:left w:val="single" w:color="AAAAAA" w:sz="4"/>
+              <w:bottom w:val="single" w:color="AAAAAA" w:sz="4"/>
+              <w:right w:val="single" w:color="AAAAAA" w:sz="4"/>
+            </w:tcBorders>
+            <w:tcMar>
+              <w:top w:type="dxa" w:w="80"/>
+              <w:left w:type="dxa" w:w="120"/>
+              <w:bottom w:type="dxa" w:w="80"/>
+              <w:right w:type="dxa" w:w="120"/>
+            </w:tcMar>
+          </w:tcPr>
+          <w:p>
+            <w:r>
+              <w:rPr>
+                <w:sz w:val="20"/>
+                <w:szCs w:val="20"/>
+              </w:rPr>
+              <w:t xml:space="preserve">Regra 4</w:t>
+            </w:r>
+          </w:p>
+        </w:tc>
+        <w:tc>
+          <w:tcPr>
+            <w:tcW w:type="dxa" w:w="1400"/>
+            <w:tcBorders>
+              <w:top w:val="single" w:color="AAAAAA" w:sz="4"/>
+              <w:left w:val="single" w:color="AAAAAA" w:sz="4"/>
+              <w:bottom w:val="single" w:color="AAAAAA" w:sz="4"/>
+              <w:right w:val="single" w:color="AAAAAA" w:sz="4"/>
+            </w:tcBorders>
+            <w:tcMar>
+              <w:top w:type="dxa" w:w="80"/>
+              <w:left w:type="dxa" w:w="120"/>
+              <w:bottom w:type="dxa" w:w="80"/>
+              <w:right w:type="dxa" w:w="120"/>
+            </w:tcMar>
+          </w:tcPr>
+          <w:p>
+            <w:r>
+              <w:rPr>
+                <w:sz w:val="20"/>
+                <w:szCs w:val="20"/>
+              </w:rPr>
+              <w:t xml:space="preserve">2</w:t>
+            </w:r>
+          </w:p>
+        </w:tc>
+        <w:tc>
+          <w:tcPr>
+            <w:tcW w:type="dxa" w:w="2438"/>
+            <w:tcBorders>
+              <w:top w:val="single" w:color="AAAAAA" w:sz="4"/>
+              <w:left w:val="single" w:color="AAAAAA" w:sz="4"/>
+              <w:bottom w:val="single" w:color="AAAAAA" w:sz="4"/>
+              <w:right w:val="single" w:color="AAAAAA" w:sz="4"/>
+            </w:tcBorders>
+            <w:tcMar>
+              <w:top w:type="dxa" w:w="80"/>
+              <w:left w:type="dxa" w:w="120"/>
+              <w:bottom w:type="dxa" w:w="80"/>
+              <w:right w:type="dxa" w:w="120"/>
+            </w:tcMar>
+          </w:tcPr>
+          <w:p>
+            <w:r>
+              <w:rPr>
+                <w:sz w:val="20"/>
+                <w:szCs w:val="20"/>
+              </w:rPr>
+              <w:t xml:space="preserve">PK matricula → FK na Manutenção</w:t>
             </w:r>
           </w:p>
         </w:tc>
@@ -4441,15 +3638,15 @@
     </w:tbl>
     <w:p>
       <w:pPr>
+        <w:spacing w:after="120"/>
+      </w:pPr>
+      <w:r>
+        <w:t xml:space="preserve"/>
+      </w:r>
+    </w:p>
+    <w:p>
+      <w:pPr>
         <w:spacing w:after="80"/>
-      </w:pPr>
-      <w:r>
-        <w:t xml:space="preserve"/>
-      </w:r>
-    </w:p>
-    <w:p>
-      <w:pPr>
-        <w:spacing w:after="60"/>
       </w:pPr>
       <w:r>
         <w:rPr>
@@ -4458,73 +3655,29 @@
           <w:sz w:val="20"/>
           <w:szCs w:val="20"/>
         </w:rPr>
-        <w:t xml:space="preserve">Passo B — Observação: </w:t>
-      </w:r>
+        <w:t xml:space="preserve">Aplicação (tabelas resultantes):</w:t>
+      </w:r>
+    </w:p>
+    <w:p>
+      <w:pPr>
+        <w:spacing w:after="60"/>
+      </w:pPr>
       <w:r>
         <w:rPr>
-          <w:sz w:val="20"/>
-          <w:szCs w:val="20"/>
-        </w:rPr>
-        <w:t xml:space="preserve">☐  Há NULLs?     </w:t>
-      </w:r>
-      <w:r>
-        <w:rPr>
-          <w:sz w:val="20"/>
-          <w:szCs w:val="20"/>
-        </w:rPr>
-        <w:t xml:space="preserve">☐  Há repetições?</w:t>
-      </w:r>
-    </w:p>
-    <w:p>
-      <w:pPr>
-        <w:spacing w:after="60"/>
-      </w:pPr>
-      <w:r>
-        <w:rPr>
-          <w:b/>
-          <w:bCs/>
-          <w:sz w:val="20"/>
-          <w:szCs w:val="20"/>
-        </w:rPr>
-        <w:t xml:space="preserve">Passo C — Decisão: </w:t>
-      </w:r>
-      <w:r>
-        <w:rPr>
-          <w:sz w:val="20"/>
-          <w:szCs w:val="20"/>
-        </w:rPr>
-        <w:t xml:space="preserve">☑  Fica assim (2 tabelas)     </w:t>
-      </w:r>
-      <w:r>
-        <w:rPr>
-          <w:sz w:val="20"/>
-          <w:szCs w:val="20"/>
-        </w:rPr>
-        <w:t xml:space="preserve">☐  Criar tabela associativa: — (3 tabelas)</w:t>
-      </w:r>
-    </w:p>
-    <w:p>
-      <w:pPr>
-        <w:spacing w:after="200"/>
-      </w:pPr>
-      <w:r>
-        <w:rPr>
-          <w:b/>
-          <w:bCs/>
-          <w:sz w:val="20"/>
-          <w:szCs w:val="20"/>
-        </w:rPr>
-        <w:t xml:space="preserve">Passo D — Regra aplicada: </w:t>
-      </w:r>
-      <w:r>
-        <w:rPr>
-          <w:b/>
-          <w:bCs/>
+          <w:rFonts w:ascii="Consolas" w:cs="Consolas" w:eastAsia="Consolas" w:hAnsi="Consolas"/>
           <w:color w:val="1F3864"/>
           <w:sz w:val="20"/>
           <w:szCs w:val="20"/>
         </w:rPr>
-        <w:t xml:space="preserve">Regra 4</w:t>
+        <w:t xml:space="preserve">Manutencao(codManutencao, #matricula, data, tipo, descricao, custo, oficina)</w:t>
+      </w:r>
+    </w:p>
+    <w:p>
+      <w:pPr>
+        <w:spacing w:after="120"/>
+      </w:pPr>
+      <w:r>
+        <w:t xml:space="preserve"/>
       </w:r>
     </w:p>
     <w:p>

--- a/docs/er/worksheets/worksheet-guiado-4-viaturas-solucao.docx
+++ b/docs/er/worksheets/worksheet-guiado-4-viaturas-solucao.docx
@@ -2526,13 +2526,18 @@
           <w:sz w:val="20"/>
           <w:szCs w:val="20"/>
         </w:rPr>
-        <w:t xml:space="preserve">Viatura(matricula, ..., #codDepartamento)</w:t>
-      </w:r>
-    </w:p>
-    <w:p>
-      <w:pPr>
-        <w:spacing w:after="60"/>
-      </w:pPr>
+        <w:t xml:space="preserve">VIATURA (</w:t>
+      </w:r>
+      <w:r>
+        <w:rPr>
+          <w:rFonts w:ascii="Consolas" w:cs="Consolas" w:eastAsia="Consolas" w:hAnsi="Consolas"/>
+          <w:color w:val="1F3864"/>
+          <w:sz w:val="20"/>
+          <w:szCs w:val="20"/>
+          <w:u w:val="single"/>
+        </w:rPr>
+        <w:t xml:space="preserve">matricula</w:t>
+      </w:r>
       <w:r>
         <w:rPr>
           <w:rFonts w:ascii="Consolas" w:cs="Consolas" w:eastAsia="Consolas" w:hAnsi="Consolas"/>
@@ -2540,7 +2545,40 @@
           <w:sz w:val="20"/>
           <w:szCs w:val="20"/>
         </w:rPr>
-        <w:t xml:space="preserve">Departamento(codDepartamento, nome, responsavel)</w:t>
+        <w:t xml:space="preserve">, ..., codDepartamento)</w:t>
+      </w:r>
+    </w:p>
+    <w:p>
+      <w:pPr>
+        <w:spacing w:after="60"/>
+      </w:pPr>
+      <w:r>
+        <w:rPr>
+          <w:rFonts w:ascii="Consolas" w:cs="Consolas" w:eastAsia="Consolas" w:hAnsi="Consolas"/>
+          <w:color w:val="1F3864"/>
+          <w:sz w:val="20"/>
+          <w:szCs w:val="20"/>
+        </w:rPr>
+        <w:t xml:space="preserve">DEPARTAMENTO (</w:t>
+      </w:r>
+      <w:r>
+        <w:rPr>
+          <w:rFonts w:ascii="Consolas" w:cs="Consolas" w:eastAsia="Consolas" w:hAnsi="Consolas"/>
+          <w:color w:val="1F3864"/>
+          <w:sz w:val="20"/>
+          <w:szCs w:val="20"/>
+          <w:u w:val="single"/>
+        </w:rPr>
+        <w:t xml:space="preserve">codDepartamento</w:t>
+      </w:r>
+      <w:r>
+        <w:rPr>
+          <w:rFonts w:ascii="Consolas" w:cs="Consolas" w:eastAsia="Consolas" w:hAnsi="Consolas"/>
+          <w:color w:val="1F3864"/>
+          <w:sz w:val="20"/>
+          <w:szCs w:val="20"/>
+        </w:rPr>
+        <w:t xml:space="preserve">, nome, responsavel)</w:t>
       </w:r>
     </w:p>
     <w:p>
@@ -2907,7 +2945,26 @@
           <w:sz w:val="20"/>
           <w:szCs w:val="20"/>
         </w:rPr>
-        <w:t xml:space="preserve">Motorista(codMotorista, ..., #codDepartamento)</w:t>
+        <w:t xml:space="preserve">MOTORISTA (</w:t>
+      </w:r>
+      <w:r>
+        <w:rPr>
+          <w:rFonts w:ascii="Consolas" w:cs="Consolas" w:eastAsia="Consolas" w:hAnsi="Consolas"/>
+          <w:color w:val="1F3864"/>
+          <w:sz w:val="20"/>
+          <w:szCs w:val="20"/>
+          <w:u w:val="single"/>
+        </w:rPr>
+        <w:t xml:space="preserve">codMotorista</w:t>
+      </w:r>
+      <w:r>
+        <w:rPr>
+          <w:rFonts w:ascii="Consolas" w:cs="Consolas" w:eastAsia="Consolas" w:hAnsi="Consolas"/>
+          <w:color w:val="1F3864"/>
+          <w:sz w:val="20"/>
+          <w:szCs w:val="20"/>
+        </w:rPr>
+        <w:t xml:space="preserve">, ..., codDepartamento)</w:t>
       </w:r>
     </w:p>
     <w:p>
@@ -3288,7 +3345,26 @@
           <w:sz w:val="20"/>
           <w:szCs w:val="20"/>
         </w:rPr>
-        <w:t xml:space="preserve">Requisicao(codRequisicao, #matricula, #codMotorista, dataInicio, dataFim, destino, kmInicio, kmFim, estado)</w:t>
+        <w:t xml:space="preserve">REQUISICAO (</w:t>
+      </w:r>
+      <w:r>
+        <w:rPr>
+          <w:rFonts w:ascii="Consolas" w:cs="Consolas" w:eastAsia="Consolas" w:hAnsi="Consolas"/>
+          <w:color w:val="1F3864"/>
+          <w:sz w:val="20"/>
+          <w:szCs w:val="20"/>
+          <w:u w:val="single"/>
+        </w:rPr>
+        <w:t xml:space="preserve">codRequisicao</w:t>
+      </w:r>
+      <w:r>
+        <w:rPr>
+          <w:rFonts w:ascii="Consolas" w:cs="Consolas" w:eastAsia="Consolas" w:hAnsi="Consolas"/>
+          <w:color w:val="1F3864"/>
+          <w:sz w:val="20"/>
+          <w:szCs w:val="20"/>
+        </w:rPr>
+        <w:t xml:space="preserve">, matricula, codMotorista, dataInicio, dataFim, destino, kmInicio, kmFim, estado)</w:t>
       </w:r>
     </w:p>
     <w:p>
@@ -3669,7 +3745,26 @@
           <w:sz w:val="20"/>
           <w:szCs w:val="20"/>
         </w:rPr>
-        <w:t xml:space="preserve">Manutencao(codManutencao, #matricula, data, tipo, descricao, custo, oficina)</w:t>
+        <w:t xml:space="preserve">MANUTENCAO (</w:t>
+      </w:r>
+      <w:r>
+        <w:rPr>
+          <w:rFonts w:ascii="Consolas" w:cs="Consolas" w:eastAsia="Consolas" w:hAnsi="Consolas"/>
+          <w:color w:val="1F3864"/>
+          <w:sz w:val="20"/>
+          <w:szCs w:val="20"/>
+          <w:u w:val="single"/>
+        </w:rPr>
+        <w:t xml:space="preserve">codManutencao</w:t>
+      </w:r>
+      <w:r>
+        <w:rPr>
+          <w:rFonts w:ascii="Consolas" w:cs="Consolas" w:eastAsia="Consolas" w:hAnsi="Consolas"/>
+          <w:color w:val="1F3864"/>
+          <w:sz w:val="20"/>
+          <w:szCs w:val="20"/>
+        </w:rPr>
+        <w:t xml:space="preserve">, matricula, data, tipo, descricao, custo, oficina)</w:t>
       </w:r>
     </w:p>
     <w:p>
@@ -4962,13 +5057,18 @@
           <w:sz w:val="22"/>
           <w:szCs w:val="22"/>
         </w:rPr>
-        <w:t xml:space="preserve">Viatura(matricula, marca, modelo, ano, combustivel, quilometragem, estado, #codDepartamento)</w:t>
-      </w:r>
-    </w:p>
-    <w:p>
-      <w:pPr>
-        <w:spacing w:after="80"/>
-      </w:pPr>
+        <w:t xml:space="preserve">VIATURA (</w:t>
+      </w:r>
+      <w:r>
+        <w:rPr>
+          <w:rFonts w:ascii="Consolas" w:cs="Consolas" w:eastAsia="Consolas" w:hAnsi="Consolas"/>
+          <w:color w:val="1F3864"/>
+          <w:sz w:val="22"/>
+          <w:szCs w:val="22"/>
+          <w:u w:val="single"/>
+        </w:rPr>
+        <w:t xml:space="preserve">matricula</w:t>
+      </w:r>
       <w:r>
         <w:rPr>
           <w:rFonts w:ascii="Consolas" w:cs="Consolas" w:eastAsia="Consolas" w:hAnsi="Consolas"/>
@@ -4976,7 +5076,7 @@
           <w:sz w:val="22"/>
           <w:szCs w:val="22"/>
         </w:rPr>
-        <w:t xml:space="preserve">Motorista(codMotorista, nome, numCartaConducao, categorias, telefone, #codDepartamento)</w:t>
+        <w:t xml:space="preserve">, marca, modelo, ano, combustivel, quilometragem, estado, codDepartamento)</w:t>
       </w:r>
     </w:p>
     <w:p>
@@ -4990,13 +5090,18 @@
           <w:sz w:val="22"/>
           <w:szCs w:val="22"/>
         </w:rPr>
-        <w:t xml:space="preserve">Departamento(codDepartamento, nome, responsavel)</w:t>
-      </w:r>
-    </w:p>
-    <w:p>
-      <w:pPr>
-        <w:spacing w:after="80"/>
-      </w:pPr>
+        <w:t xml:space="preserve">MOTORISTA (</w:t>
+      </w:r>
+      <w:r>
+        <w:rPr>
+          <w:rFonts w:ascii="Consolas" w:cs="Consolas" w:eastAsia="Consolas" w:hAnsi="Consolas"/>
+          <w:color w:val="1F3864"/>
+          <w:sz w:val="22"/>
+          <w:szCs w:val="22"/>
+          <w:u w:val="single"/>
+        </w:rPr>
+        <w:t xml:space="preserve">codMotorista</w:t>
+      </w:r>
       <w:r>
         <w:rPr>
           <w:rFonts w:ascii="Consolas" w:cs="Consolas" w:eastAsia="Consolas" w:hAnsi="Consolas"/>
@@ -5004,7 +5109,7 @@
           <w:sz w:val="22"/>
           <w:szCs w:val="22"/>
         </w:rPr>
-        <w:t xml:space="preserve">Requisicao(codRequisicao, #matricula, #codMotorista, dataInicio, dataFim, destino, kmInicio, kmFim, estado)</w:t>
+        <w:t xml:space="preserve">, nome, numCartaConducao, categorias, telefone, codDepartamento)</w:t>
       </w:r>
     </w:p>
     <w:p>
@@ -5018,7 +5123,92 @@
           <w:sz w:val="22"/>
           <w:szCs w:val="22"/>
         </w:rPr>
-        <w:t xml:space="preserve">Manutencao(codManutencao, #matricula, data, tipo, descricao, custo, oficina)</w:t>
+        <w:t xml:space="preserve">DEPARTAMENTO (</w:t>
+      </w:r>
+      <w:r>
+        <w:rPr>
+          <w:rFonts w:ascii="Consolas" w:cs="Consolas" w:eastAsia="Consolas" w:hAnsi="Consolas"/>
+          <w:color w:val="1F3864"/>
+          <w:sz w:val="22"/>
+          <w:szCs w:val="22"/>
+          <w:u w:val="single"/>
+        </w:rPr>
+        <w:t xml:space="preserve">codDepartamento</w:t>
+      </w:r>
+      <w:r>
+        <w:rPr>
+          <w:rFonts w:ascii="Consolas" w:cs="Consolas" w:eastAsia="Consolas" w:hAnsi="Consolas"/>
+          <w:color w:val="1F3864"/>
+          <w:sz w:val="22"/>
+          <w:szCs w:val="22"/>
+        </w:rPr>
+        <w:t xml:space="preserve">, nome, responsavel)</w:t>
+      </w:r>
+    </w:p>
+    <w:p>
+      <w:pPr>
+        <w:spacing w:after="80"/>
+      </w:pPr>
+      <w:r>
+        <w:rPr>
+          <w:rFonts w:ascii="Consolas" w:cs="Consolas" w:eastAsia="Consolas" w:hAnsi="Consolas"/>
+          <w:color w:val="1F3864"/>
+          <w:sz w:val="22"/>
+          <w:szCs w:val="22"/>
+        </w:rPr>
+        <w:t xml:space="preserve">REQUISICAO (</w:t>
+      </w:r>
+      <w:r>
+        <w:rPr>
+          <w:rFonts w:ascii="Consolas" w:cs="Consolas" w:eastAsia="Consolas" w:hAnsi="Consolas"/>
+          <w:color w:val="1F3864"/>
+          <w:sz w:val="22"/>
+          <w:szCs w:val="22"/>
+          <w:u w:val="single"/>
+        </w:rPr>
+        <w:t xml:space="preserve">codRequisicao</w:t>
+      </w:r>
+      <w:r>
+        <w:rPr>
+          <w:rFonts w:ascii="Consolas" w:cs="Consolas" w:eastAsia="Consolas" w:hAnsi="Consolas"/>
+          <w:color w:val="1F3864"/>
+          <w:sz w:val="22"/>
+          <w:szCs w:val="22"/>
+        </w:rPr>
+        <w:t xml:space="preserve">, matricula, codMotorista, dataInicio, dataFim, destino, kmInicio, kmFim, estado)</w:t>
+      </w:r>
+    </w:p>
+    <w:p>
+      <w:pPr>
+        <w:spacing w:after="80"/>
+      </w:pPr>
+      <w:r>
+        <w:rPr>
+          <w:rFonts w:ascii="Consolas" w:cs="Consolas" w:eastAsia="Consolas" w:hAnsi="Consolas"/>
+          <w:color w:val="1F3864"/>
+          <w:sz w:val="22"/>
+          <w:szCs w:val="22"/>
+        </w:rPr>
+        <w:t xml:space="preserve">MANUTENCAO (</w:t>
+      </w:r>
+      <w:r>
+        <w:rPr>
+          <w:rFonts w:ascii="Consolas" w:cs="Consolas" w:eastAsia="Consolas" w:hAnsi="Consolas"/>
+          <w:color w:val="1F3864"/>
+          <w:sz w:val="22"/>
+          <w:szCs w:val="22"/>
+          <w:u w:val="single"/>
+        </w:rPr>
+        <w:t xml:space="preserve">codManutencao</w:t>
+      </w:r>
+      <w:r>
+        <w:rPr>
+          <w:rFonts w:ascii="Consolas" w:cs="Consolas" w:eastAsia="Consolas" w:hAnsi="Consolas"/>
+          <w:color w:val="1F3864"/>
+          <w:sz w:val="22"/>
+          <w:szCs w:val="22"/>
+        </w:rPr>
+        <w:t xml:space="preserve">, matricula, data, tipo, descricao, custo, oficina)</w:t>
       </w:r>
     </w:p>
     <w:p>

--- a/docs/er/worksheets/worksheet-guiado-4-viaturas-solucao.docx
+++ b/docs/er/worksheets/worksheet-guiado-4-viaturas-solucao.docx
@@ -2545,7 +2545,7 @@
           <w:sz w:val="20"/>
           <w:szCs w:val="20"/>
         </w:rPr>
-        <w:t xml:space="preserve">, ..., codDepartamento)</w:t>
+        <w:t xml:space="preserve">, ..., FK_codDepartamento)</w:t>
       </w:r>
     </w:p>
     <w:p>
@@ -2964,7 +2964,7 @@
           <w:sz w:val="20"/>
           <w:szCs w:val="20"/>
         </w:rPr>
-        <w:t xml:space="preserve">, ..., codDepartamento)</w:t>
+        <w:t xml:space="preserve">, ..., FK_codDepartamento)</w:t>
       </w:r>
     </w:p>
     <w:p>
@@ -3306,7 +3306,7 @@
                 <w:sz w:val="20"/>
                 <w:szCs w:val="20"/>
               </w:rPr>
-              <w:t xml:space="preserve">Tabela da relação com ambas as PKs</w:t>
+              <w:t xml:space="preserve">Tabela da relação com PK simples + duas FKs</w:t>
             </w:r>
           </w:p>
         </w:tc>
@@ -3364,7 +3364,7 @@
           <w:sz w:val="20"/>
           <w:szCs w:val="20"/>
         </w:rPr>
-        <w:t xml:space="preserve">, matricula, codMotorista, dataInicio, dataFim, destino, kmInicio, kmFim, estado)</w:t>
+        <w:t xml:space="preserve">, FK_matricula, FK_codMotorista, dataInicio, dataFim, destino, kmInicio, kmFim, estado)</w:t>
       </w:r>
     </w:p>
     <w:p>
@@ -3378,7 +3378,7 @@
           <w:sz w:val="20"/>
           <w:szCs w:val="20"/>
         </w:rPr>
-        <w:t xml:space="preserve">Nota: Atributos próprios (datas, destino, km) justificam PK simples codRequisicao</w:t>
+        <w:t xml:space="preserve">Nota: Atributos próprios (datas, destino, km) justificam PK simples codRequisicao; FKs marcadas com prefixo FK_</w:t>
       </w:r>
     </w:p>
     <w:p>
@@ -3764,7 +3764,7 @@
           <w:sz w:val="20"/>
           <w:szCs w:val="20"/>
         </w:rPr>
-        <w:t xml:space="preserve">, matricula, data, tipo, descricao, custo, oficina)</w:t>
+        <w:t xml:space="preserve">, FK_matricula, data, tipo, descricao, custo, oficina)</w:t>
       </w:r>
     </w:p>
     <w:p>
@@ -5076,7 +5076,7 @@
           <w:sz w:val="22"/>
           <w:szCs w:val="22"/>
         </w:rPr>
-        <w:t xml:space="preserve">, marca, modelo, ano, combustivel, quilometragem, estado, codDepartamento)</w:t>
+        <w:t xml:space="preserve">, marca, modelo, ano, combustivel, quilometragem, estado, FK_codDepartamento)</w:t>
       </w:r>
     </w:p>
     <w:p>
@@ -5109,7 +5109,7 @@
           <w:sz w:val="22"/>
           <w:szCs w:val="22"/>
         </w:rPr>
-        <w:t xml:space="preserve">, nome, numCartaConducao, categorias, telefone, codDepartamento)</w:t>
+        <w:t xml:space="preserve">, nome, numCartaConducao, categorias, telefone, FK_codDepartamento)</w:t>
       </w:r>
     </w:p>
     <w:p>
@@ -5175,7 +5175,7 @@
           <w:sz w:val="22"/>
           <w:szCs w:val="22"/>
         </w:rPr>
-        <w:t xml:space="preserve">, matricula, codMotorista, dataInicio, dataFim, destino, kmInicio, kmFim, estado)</w:t>
+        <w:t xml:space="preserve">, FK_matricula, FK_codMotorista, dataInicio, dataFim, destino, kmInicio, kmFim, estado)</w:t>
       </w:r>
     </w:p>
     <w:p>
@@ -5208,7 +5208,7 @@
           <w:sz w:val="22"/>
           <w:szCs w:val="22"/>
         </w:rPr>
-        <w:t xml:space="preserve">, matricula, data, tipo, descricao, custo, oficina)</w:t>
+        <w:t xml:space="preserve">, FK_matricula, data, tipo, descricao, custo, oficina)</w:t>
       </w:r>
     </w:p>
     <w:p>
